--- a/projects/valuepickr-open-screen/docs/Ethos Ltd.docx
+++ b/projects/valuepickr-open-screen/docs/Ethos Ltd.docx
@@ -32,7 +32,7 @@
           <w:sz w:val="22"/>
           <w:szCs w:val="22"/>
         </w:rPr>
-        <w:t xml:space="preserve">India's largest luxury watch retailer with a real FTA-driven margin tailwind, but a trusted investor exited citing promoter credibility concerns</w:t>
+        <w:t xml:space="preserve">India's largest luxury watch retailer; Q1 FY27 showed real operating leverage (rev +33%, EBITDA margin 15.7%) on a confirmed FTA import-duty tailwind, but returns stay sub-quality (ROCE ~13%, ROE &lt;10%), FCF is negative, and a trusted investor exited over promoter credibility</w:t>
       </w:r>
     </w:p>
     <w:p>
@@ -49,7 +49,7 @@
         <w:spacing w:after="120"/>
       </w:pPr>
       <w:r>
-        <w:t xml:space="preserve">Ethos is India's largest luxury and premium watch retailer, holding ~13% share of retail sales in the premium/luxury segment and 35-40% of the exclusive luxury segment. It retails Swiss and other global watch brands through its own stores across India.</w:t>
+        <w:t xml:space="preserve">Ethos is India's largest luxury and premium watch retailer, holding ~13% share of retail sales in the premium/luxury segment and 35-40% of the exclusive luxury segment. It retails Swiss and other global watch brands through 103 boutiques across 34 cities (Q1 FY27). Promoter KDDL group holds ~54%.</w:t>
       </w:r>
     </w:p>
     <w:p>
@@ -99,7 +99,7 @@
           </w:tcPr>
           <w:p>
             <w:r>
-              <w:t xml:space="preserve">Rs 7,601 Cr</w:t>
+              <w:t xml:space="preserve">Rs 7,520 Cr</w:t>
             </w:r>
           </w:p>
         </w:tc>
@@ -126,7 +126,7 @@
           </w:tcPr>
           <w:p>
             <w:r>
-              <w:t xml:space="preserve">9.80% / 13.06% (3yr avg ROE weaker still, 9.38%)</w:t>
+              <w:t xml:space="preserve">~9.8% / ~12-13% (FY26 ROCE ~12.3%, FY27E ~13.6%; still below the 15% quality bar)</w:t>
             </w:r>
           </w:p>
         </w:tc>
@@ -143,7 +143,7 @@
                 <w:b/>
                 <w:bCs/>
               </w:rPr>
-              <w:t xml:space="preserve">Revenue</w:t>
+              <w:t xml:space="preserve">Revenue (TTM)</w:t>
             </w:r>
           </w:p>
         </w:tc>
@@ -153,7 +153,7 @@
           </w:tcPr>
           <w:p>
             <w:r>
-              <w:t xml:space="preserve">Rs 1,612 Cr</w:t>
+              <w:t xml:space="preserve">Rs 1,728 Cr (FY26 Rs 1,612 Cr, +28.8% YoY); Q1 FY27 Rs 461.7 Cr (+33.3% YoY)</w:t>
             </w:r>
           </w:p>
         </w:tc>
@@ -180,7 +180,7 @@
           </w:tcPr>
           <w:p>
             <w:r>
-              <w:t xml:space="preserve">Debt-free (D/E ~0)</w:t>
+              <w:t xml:space="preserve">Debt-free (D/E ~0), but working-capital / inventory intensity keeps FCF negative</w:t>
             </w:r>
           </w:p>
         </w:tc>
@@ -197,7 +197,7 @@
                 <w:b/>
                 <w:bCs/>
               </w:rPr>
-              <w:t xml:space="preserve">52-week range</w:t>
+              <w:t xml:space="preserve">Valuation</w:t>
             </w:r>
           </w:p>
         </w:tc>
@@ -207,7 +207,7 @@
           </w:tcPr>
           <w:p>
             <w:r>
-              <w:t xml:space="preserve">Rs 2,809.90 - Rs 2,900.30</w:t>
+              <w:t xml:space="preserve">~40x FY27E P/E, ~5x book; thesis substantially priced in</w:t>
             </w:r>
           </w:p>
         </w:tc>
@@ -223,7 +223,7 @@
         <w:spacing w:after="120"/>
       </w:pPr>
       <w:r>
-        <w:t xml:space="preserve">Returns are weak for the quality bar (ROE under 10%, 3yr average even lower) despite a debt-free balance sheet and a genuine structural catalyst: the India-EFTA FTA is stepping down the import duty on Swiss watches from 22% to zero over 7 years, a real annual margin tailwind confirmed by the community. Store count keeps growing (88th store opened by Jan 2026) but a trusted poster called recent expansion 'tepid' and largely carry-forward from the prior year's City of Time acquisition.</w:t>
+        <w:t xml:space="preserve">Q1 FY27 was the strongest evidence yet that the model can show operating leverage: revenue +33.3% YoY to Rs 461.7 Cr, EBITDA +44% to Rs 74.8 Cr, EBITDA margin 15.7% vs 14.8%, PAT +48% to Rs 28.1 Cr, ASP per watch +6.1% to Rs 2.26 lakh, luxury/high-luxury steady at 71% of sales. The India-EFTA FTA is stepping down the import duty on Swiss watches from 22% toward zero over 7 years, a real annual margin tailwind confirmed by the community. Store count grew from 94 boutiques/30 cities at FY26-end to 103/34 (9 opened in Q1 FY27). Against that: trailing ROE is still under 10% and ROCE ~12-13% after a decade of scale, operating/free cash flow is negative because luxury-watch inventory absorbs working capital (FY25 OCF -Rs 20 Cr; FY26 FCF fell ~Rs 91 Cr), and the stock trades ~40x forward with ~5x book, so the FTA + premiumisation story is largely in the price.</w:t>
       </w:r>
     </w:p>
     <w:p>
@@ -232,62 +232,7 @@
         <w:spacing w:after="120" w:before="280"/>
       </w:pPr>
       <w:r>
-        <w:t xml:space="preserve">Technical Read (Weekly / Monthly MACD + Bollinger Bands, or RSI/CCI/Williams %R proxy)</w:t>
-      </w:r>
-    </w:p>
-    <w:p>
-      <w:pPr>
-        <w:spacing w:after="120"/>
-      </w:pPr>
-      <w:r>
-        <w:t xml:space="preserve">Not pulled this pass.</w:t>
-      </w:r>
-    </w:p>
-    <w:p>
-      <w:pPr>
-        <w:pStyle w:val="Heading1"/>
-        <w:spacing w:after="120" w:before="280"/>
-      </w:pPr>
-      <w:r>
-        <w:t xml:space="preserve">ValuePickr Community Signal</w:t>
-      </w:r>
-    </w:p>
-    <w:p>
-      <w:pPr>
-        <w:spacing w:after="120"/>
-      </w:pPr>
-      <w:r>
-        <w:t xml:space="preserve">Read the most recent 40 posts (#165-209, spanning Jan 2025 to Jul 2026) of the 209-post KDDL/Ethos thread. Activity was sparse through 2026 (only 3 posts all year), suggesting the community's attention has thinned even as the stock keeps getting mentioned in trusted users' own portfolio threads.</w:t>
-      </w:r>
-    </w:p>
-    <w:p>
-      <w:pPr>
-        <w:spacing w:after="120"/>
-      </w:pPr>
-      <w:r>
-        <w:rPr>
-          <w:b/>
-          <w:bCs/>
-          <w:sz w:val="20"/>
-          <w:szCs w:val="20"/>
-        </w:rPr>
-        <w:t xml:space="preserve">High-conviction call from a top contributor: </w:t>
-      </w:r>
-      <w:r>
-        <w:rPr>
-          <w:sz w:val="20"/>
-          <w:szCs w:val="20"/>
-        </w:rPr>
-        <w:t xml:space="preserve">Zaki_Ahmad (Oct 2025) confirmed the FTA import-duty step-down (22% now, falling to zero over 7 years) as an ongoing structural margin gain, resolving an earlier GST-hike scare (rp6, Aug 2025) that never materialized. Samarth_Nagpal (Jan 2026) flagged reduced concall frequency (moved to half-yearly, then skipped a quarter) as an indifference-to-minority-shareholders signal. Marathondreams (trusted, elevated-tier) exited after holding 1.5 years, stating explicitly: 'Promoters have habit of talking big numbers but these are not backed by results... Silvercity/Favre Leuba fiasco is well discussed on this forum, where it seems management is playing games with minority investors.' Arjun_Gupta1 (Jul 2026, sole holding) countered with a structural-moat bull case: India's single-brand retail FDI rules bar Swiss majors (Rolex etc.) from opening D2C stores, leaving Ethos as the largest Indian-owned competitor with a decade-long runway before that changes.</w:t>
-      </w:r>
-    </w:p>
-    <w:p>
-      <w:pPr>
-        <w:pStyle w:val="Heading1"/>
-        <w:spacing w:after="120" w:before="280"/>
-      </w:pPr>
-      <w:r>
-        <w:t xml:space="preserve">Trusted-User Signals (Ongoing)</w:t>
+        <w:t xml:space="preserve">Deep-Dive: Primary Documents (Annual Reports, Quarterly Results, Exchange Filings)</w:t>
       </w:r>
     </w:p>
     <w:p>
@@ -302,12 +247,12 @@
           <w:sz w:val="18"/>
           <w:szCs w:val="18"/>
         </w:rPr>
-        <w:t xml:space="preserve">Every time a trusted user expresses clear conviction on this stock, most recent first — this section accumulates over time, it isn't a one-time snapshot.</w:t>
-      </w:r>
-    </w:p>
-    <w:p>
-      <w:pPr>
-        <w:spacing w:after="100"/>
+        <w:t xml:space="preserve">Pass 1 — 2026-09-08. Built from the company's own filings (3 years of annual reports, ~4 quarters of results/concalls, and 6 months of BSE/NSE announcements), read via the web — a deeper layer than the forum-sentiment read below.</w:t>
+      </w:r>
+    </w:p>
+    <w:p>
+      <w:pPr>
+        <w:spacing w:after="120"/>
       </w:pPr>
       <w:r>
         <w:rPr>
@@ -316,8 +261,477 @@
           <w:sz w:val="20"/>
           <w:szCs w:val="20"/>
         </w:rPr>
-        <w:t xml:space="preserve">2026-01-06 — Marathondreams (trusted, elevated-tier)</w:t>
-      </w:r>
+        <w:t xml:space="preserve">Sources reviewed this pass:</w:t>
+      </w:r>
+    </w:p>
+    <w:p>
+      <w:pPr>
+        <w:pStyle w:val="ListParagraph"/>
+        <w:numPr>
+          <w:ilvl w:val="0"/>
+          <w:numId w:val="1"/>
+        </w:numPr>
+        <w:spacing w:after="60"/>
+      </w:pPr>
+      <w:r>
+        <w:t xml:space="preserve">Business Standard / Whalesbook / ScanX coverage of Q1 FY27 results (rev Rs 461.7 Cr +33.3%, EBITDA Rs 74.8 Cr +44%, margin 15.7%, PAT Rs 28.1 Cr +48%)</w:t>
+      </w:r>
+    </w:p>
+    <w:p>
+      <w:pPr>
+        <w:pStyle w:val="ListParagraph"/>
+        <w:numPr>
+          <w:ilvl w:val="0"/>
+          <w:numId w:val="1"/>
+        </w:numPr>
+        <w:spacing w:after="60"/>
+      </w:pPr>
+      <w:r>
+        <w:t xml:space="preserve">MNCL Q1 FY27 and Q4 FY26 company updates; Axis Direct Q4 FY26 result update (BUY, TP Rs 2,620)</w:t>
+      </w:r>
+    </w:p>
+    <w:p>
+      <w:pPr>
+        <w:pStyle w:val="ListParagraph"/>
+        <w:numPr>
+          <w:ilvl w:val="0"/>
+          <w:numId w:val="1"/>
+        </w:numPr>
+        <w:spacing w:after="60"/>
+      </w:pPr>
+      <w:r>
+        <w:t xml:space="preserve">screener.in ETHOSLTD consolidated (mcap ~Rs 7,520 Cr, TTM rev Rs 1,728 Cr, PAT Rs 106 Cr, ROCE ~12.3%, promoter ~50.6%, ~5x book)</w:t>
+      </w:r>
+    </w:p>
+    <w:p>
+      <w:pPr>
+        <w:pStyle w:val="ListParagraph"/>
+        <w:numPr>
+          <w:ilvl w:val="0"/>
+          <w:numId w:val="1"/>
+        </w:numPr>
+        <w:spacing w:after="60"/>
+      </w:pPr>
+      <w:r>
+        <w:t xml:space="preserve">BSE filings: FY26 annual report link (20 Aug 2026), AGM 15 Sep 2026, Silvercity Brands / Favre Leuba GmbH acquisition and FY26 losses</w:t>
+      </w:r>
+    </w:p>
+    <w:p>
+      <w:pPr>
+        <w:pStyle w:val="ListParagraph"/>
+        <w:numPr>
+          <w:ilvl w:val="0"/>
+          <w:numId w:val="1"/>
+        </w:numPr>
+        <w:spacing w:after="60"/>
+      </w:pPr>
+      <w:r>
+        <w:t xml:space="preserve">Value Research (management 10x-revenue-in-10-years / 25% CAGR guidance); Nov-2024 QIP Rs 175 Cr note</w:t>
+      </w:r>
+    </w:p>
+    <w:p>
+      <w:pPr>
+        <w:pStyle w:val="ListParagraph"/>
+        <w:numPr>
+          <w:ilvl w:val="0"/>
+          <w:numId w:val="1"/>
+        </w:numPr>
+        <w:spacing w:after="60"/>
+      </w:pPr>
+      <w:r>
+        <w:t xml:space="preserve">KDDL/Ethos VP thread context (FTA confirmation, concall-cadence and promoter-credibility concerns)</w:t>
+      </w:r>
+    </w:p>
+    <w:p>
+      <w:pPr>
+        <w:spacing w:after="120"/>
+      </w:pPr>
+      <w:r>
+        <w:rPr>
+          <w:b/>
+          <w:bCs/>
+          <w:sz w:val="20"/>
+          <w:szCs w:val="20"/>
+        </w:rPr>
+        <w:t xml:space="preserve">Annual-report findings (3-year view):</w:t>
+      </w:r>
+    </w:p>
+    <w:p>
+      <w:pPr>
+        <w:pStyle w:val="ListParagraph"/>
+        <w:numPr>
+          <w:ilvl w:val="0"/>
+          <w:numId w:val="1"/>
+        </w:numPr>
+        <w:spacing w:after="60"/>
+      </w:pPr>
+      <w:r>
+        <w:t xml:space="preserve">FY26 revenue Rs 1,612 Cr, +28.8% YoY; FY26 ROCE ~12.3%, ROE ~9.8% -- scale has not translated into quality returns after a decade</w:t>
+      </w:r>
+    </w:p>
+    <w:p>
+      <w:pPr>
+        <w:pStyle w:val="ListParagraph"/>
+        <w:numPr>
+          <w:ilvl w:val="0"/>
+          <w:numId w:val="1"/>
+        </w:numPr>
+        <w:spacing w:after="60"/>
+      </w:pPr>
+      <w:r>
+        <w:t xml:space="preserve">Operating/free cash flow structurally negative: FY25 OCF about -Rs 20 Cr on ~Rs 177 Cr working-capital absorption; FY26 FCF fell ~Rs 91 Cr -- inventory of luxury watches funds growth</w:t>
+      </w:r>
+    </w:p>
+    <w:p>
+      <w:pPr>
+        <w:pStyle w:val="ListParagraph"/>
+        <w:numPr>
+          <w:ilvl w:val="0"/>
+          <w:numId w:val="1"/>
+        </w:numPr>
+        <w:spacing w:after="60"/>
+      </w:pPr>
+      <w:r>
+        <w:t xml:space="preserve">Debt-free balance sheet; Nov-2024 QIP raised Rs 175 Cr even though IPO proceeds (Rs 375 Cr) were not fully deployed</w:t>
+      </w:r>
+    </w:p>
+    <w:p>
+      <w:pPr>
+        <w:pStyle w:val="ListParagraph"/>
+        <w:numPr>
+          <w:ilvl w:val="0"/>
+          <w:numId w:val="1"/>
+        </w:numPr>
+        <w:spacing w:after="60"/>
+      </w:pPr>
+      <w:r>
+        <w:t xml:space="preserve">Silvercity Brands AG (Ethos subsidiary) acquired 100% of Favre Leuba GmbH; the Swiss brand vehicle posted losses (~Rs 1.5 Cr Q4 FY26, ~Rs 4.3 Cr FY26) -- the transaction structure is the 'fiasco' cited by an exiting trusted investor</w:t>
+      </w:r>
+    </w:p>
+    <w:p>
+      <w:pPr>
+        <w:pStyle w:val="ListParagraph"/>
+        <w:numPr>
+          <w:ilvl w:val="0"/>
+          <w:numId w:val="1"/>
+        </w:numPr>
+        <w:spacing w:after="60"/>
+      </w:pPr>
+      <w:r>
+        <w:t xml:space="preserve">India-EFTA FTA: Swiss-watch import duty stepping down from 22% toward zero over 7 years -- a real, dated, multi-year gross-margin tailwind</w:t>
+      </w:r>
+    </w:p>
+    <w:p>
+      <w:pPr>
+        <w:pStyle w:val="ListParagraph"/>
+        <w:numPr>
+          <w:ilvl w:val="0"/>
+          <w:numId w:val="1"/>
+        </w:numPr>
+        <w:spacing w:after="60"/>
+      </w:pPr>
+      <w:r>
+        <w:t xml:space="preserve">Concall cadence reduced to half-yearly and then a quarter skipped -- a minority-transparency negative flagged independently in the community</w:t>
+      </w:r>
+    </w:p>
+    <w:p>
+      <w:pPr>
+        <w:spacing w:after="120"/>
+      </w:pPr>
+      <w:r>
+        <w:rPr>
+          <w:b/>
+          <w:bCs/>
+          <w:sz w:val="20"/>
+          <w:szCs w:val="20"/>
+        </w:rPr>
+        <w:t xml:space="preserve">Quarterly trend (last ~4 quarters + concall commentary):</w:t>
+      </w:r>
+    </w:p>
+    <w:p>
+      <w:pPr>
+        <w:pStyle w:val="ListParagraph"/>
+        <w:numPr>
+          <w:ilvl w:val="0"/>
+          <w:numId w:val="1"/>
+        </w:numPr>
+        <w:spacing w:after="60"/>
+      </w:pPr>
+      <w:r>
+        <w:t xml:space="preserve">Q3 FY26: record quarter on revenue but margin pressure noted</w:t>
+      </w:r>
+    </w:p>
+    <w:p>
+      <w:pPr>
+        <w:pStyle w:val="ListParagraph"/>
+        <w:numPr>
+          <w:ilvl w:val="0"/>
+          <w:numId w:val="1"/>
+        </w:numPr>
+        <w:spacing w:after="60"/>
+      </w:pPr>
+      <w:r>
+        <w:t xml:space="preserve">Q4 FY26: strong revenue growth but PAT slid (mix / cost); Axis Direct kept BUY, TP Rs 2,620</w:t>
+      </w:r>
+    </w:p>
+    <w:p>
+      <w:pPr>
+        <w:pStyle w:val="ListParagraph"/>
+        <w:numPr>
+          <w:ilvl w:val="0"/>
+          <w:numId w:val="1"/>
+        </w:numPr>
+        <w:spacing w:after="60"/>
+      </w:pPr>
+      <w:r>
+        <w:t xml:space="preserve">Q1 FY27: revenue Rs 461.7 Cr +33.3% YoY, EBITDA Rs 74.8 Cr +44% YoY, EBITDA margin 15.7% (vs 14.8%), PAT Rs 28.1 Cr +48% YoY, ASP +6.1% to Rs 2.26 lakh, luxury/high-luxury 71% of sales</w:t>
+      </w:r>
+    </w:p>
+    <w:p>
+      <w:pPr>
+        <w:pStyle w:val="ListParagraph"/>
+        <w:numPr>
+          <w:ilvl w:val="0"/>
+          <w:numId w:val="1"/>
+        </w:numPr>
+        <w:spacing w:after="60"/>
+      </w:pPr>
+      <w:r>
+        <w:t xml:space="preserve">Boutiques: 94/30 cities at FY26-end -&gt; 103/34 cities at Q1 FY27-end (9 opened, 4 new markets)</w:t>
+      </w:r>
+    </w:p>
+    <w:p>
+      <w:pPr>
+        <w:spacing w:after="120"/>
+      </w:pPr>
+      <w:r>
+        <w:rPr>
+          <w:b/>
+          <w:bCs/>
+          <w:sz w:val="20"/>
+          <w:szCs w:val="20"/>
+        </w:rPr>
+        <w:t xml:space="preserve">Exchange announcements (last 6 months):</w:t>
+      </w:r>
+    </w:p>
+    <w:p>
+      <w:pPr>
+        <w:pStyle w:val="ListParagraph"/>
+        <w:numPr>
+          <w:ilvl w:val="0"/>
+          <w:numId w:val="1"/>
+        </w:numPr>
+        <w:spacing w:after="60"/>
+      </w:pPr>
+      <w:r>
+        <w:t xml:space="preserve">FY26 annual report web-link published 20 Aug 2026; 19th AGM scheduled 15 Sep 2026</w:t>
+      </w:r>
+    </w:p>
+    <w:p>
+      <w:pPr>
+        <w:pStyle w:val="ListParagraph"/>
+        <w:numPr>
+          <w:ilvl w:val="0"/>
+          <w:numId w:val="1"/>
+        </w:numPr>
+        <w:spacing w:after="60"/>
+      </w:pPr>
+      <w:r>
+        <w:t xml:space="preserve">Silvercity Brands AG acquisition of Favre Leuba GmbH (Swiss brand) and disclosed FY26 losses</w:t>
+      </w:r>
+    </w:p>
+    <w:p>
+      <w:pPr>
+        <w:pStyle w:val="ListParagraph"/>
+        <w:numPr>
+          <w:ilvl w:val="0"/>
+          <w:numId w:val="1"/>
+        </w:numPr>
+        <w:spacing w:after="60"/>
+      </w:pPr>
+      <w:r>
+        <w:t xml:space="preserve">No 2026 fund-raise; no rating action, no pledge, no litigation surfaced this pass</w:t>
+      </w:r>
+    </w:p>
+    <w:p>
+      <w:pPr>
+        <w:spacing w:after="120"/>
+      </w:pPr>
+      <w:r>
+        <w:rPr>
+          <w:b/>
+          <w:bCs/>
+          <w:sz w:val="20"/>
+          <w:szCs w:val="20"/>
+        </w:rPr>
+        <w:t xml:space="preserve">Key new facts vs. the prior write-up:</w:t>
+      </w:r>
+    </w:p>
+    <w:p>
+      <w:pPr>
+        <w:pStyle w:val="ListParagraph"/>
+        <w:numPr>
+          <w:ilvl w:val="0"/>
+          <w:numId w:val="1"/>
+        </w:numPr>
+        <w:spacing w:after="60"/>
+      </w:pPr>
+      <w:r>
+        <w:t xml:space="preserve">Q1 FY27 is the first clear demonstration of operating leverage: EBITDA margin +~90 bps YoY with revenue +33%</w:t>
+      </w:r>
+    </w:p>
+    <w:p>
+      <w:pPr>
+        <w:pStyle w:val="ListParagraph"/>
+        <w:numPr>
+          <w:ilvl w:val="0"/>
+          <w:numId w:val="1"/>
+        </w:numPr>
+        <w:spacing w:after="60"/>
+      </w:pPr>
+      <w:r>
+        <w:t xml:space="preserve">FTA duty step-down confirmed as active, not pending -- structural gross-margin accretion each year</w:t>
+      </w:r>
+    </w:p>
+    <w:p>
+      <w:pPr>
+        <w:pStyle w:val="ListParagraph"/>
+        <w:numPr>
+          <w:ilvl w:val="0"/>
+          <w:numId w:val="1"/>
+        </w:numPr>
+        <w:spacing w:after="60"/>
+      </w:pPr>
+      <w:r>
+        <w:t xml:space="preserve">Growth remains cash-consumptive: negative FCF driven by luxury-watch inventory build</w:t>
+      </w:r>
+    </w:p>
+    <w:p>
+      <w:pPr>
+        <w:pStyle w:val="ListParagraph"/>
+        <w:numPr>
+          <w:ilvl w:val="0"/>
+          <w:numId w:val="1"/>
+        </w:numPr>
+        <w:spacing w:after="60"/>
+      </w:pPr>
+      <w:r>
+        <w:t xml:space="preserve">Management guidance is ~25% revenue CAGR / ~10x revenue over a decade -- not a 10x-in-2-3-years trajectory</w:t>
+      </w:r>
+    </w:p>
+    <w:p>
+      <w:pPr>
+        <w:pStyle w:val="ListParagraph"/>
+        <w:numPr>
+          <w:ilvl w:val="0"/>
+          <w:numId w:val="1"/>
+        </w:numPr>
+        <w:spacing w:after="60"/>
+      </w:pPr>
+      <w:r>
+        <w:t xml:space="preserve">Promoter-credibility overhang concrete: Favre Leuba/Silvercity related-party structure + concall-cadence cut, one trusted investor exited</w:t>
+      </w:r>
+    </w:p>
+    <w:p>
+      <w:pPr>
+        <w:spacing w:after="120"/>
+      </w:pPr>
+      <w:r>
+        <w:rPr>
+          <w:b/>
+          <w:bCs/>
+          <w:sz w:val="20"/>
+          <w:szCs w:val="20"/>
+        </w:rPr>
+        <w:t xml:space="preserve">Open questions / what to watch:</w:t>
+      </w:r>
+    </w:p>
+    <w:p>
+      <w:pPr>
+        <w:pStyle w:val="ListParagraph"/>
+        <w:numPr>
+          <w:ilvl w:val="0"/>
+          <w:numId w:val="1"/>
+        </w:numPr>
+        <w:spacing w:after="60"/>
+      </w:pPr>
+      <w:r>
+        <w:t xml:space="preserve">Does the FTA margin gain stick, or is it competed away via pricing as duty falls?</w:t>
+      </w:r>
+    </w:p>
+    <w:p>
+      <w:pPr>
+        <w:pStyle w:val="ListParagraph"/>
+        <w:numPr>
+          <w:ilvl w:val="0"/>
+          <w:numId w:val="1"/>
+        </w:numPr>
+        <w:spacing w:after="60"/>
+      </w:pPr>
+      <w:r>
+        <w:t xml:space="preserve">Can working capital intensity ease as boutiques mature, or is negative FCF permanent at 25% growth?</w:t>
+      </w:r>
+    </w:p>
+    <w:p>
+      <w:pPr>
+        <w:pStyle w:val="ListParagraph"/>
+        <w:numPr>
+          <w:ilvl w:val="0"/>
+          <w:numId w:val="1"/>
+        </w:numPr>
+        <w:spacing w:after="60"/>
+      </w:pPr>
+      <w:r>
+        <w:t xml:space="preserve">What exactly is the Favre Leuba / Silvercity related-party economics, and does it dilute Ethos minority holders?</w:t>
+      </w:r>
+    </w:p>
+    <w:p>
+      <w:pPr>
+        <w:pStyle w:val="ListParagraph"/>
+        <w:numPr>
+          <w:ilvl w:val="0"/>
+          <w:numId w:val="1"/>
+        </w:numPr>
+        <w:spacing w:after="60"/>
+      </w:pPr>
+      <w:r>
+        <w:t xml:space="preserve">Will concall cadence be restored, or is half-yearly the new normal?</w:t>
+      </w:r>
+    </w:p>
+    <w:p>
+      <w:pPr>
+        <w:spacing w:after="120" w:before="120"/>
+      </w:pPr>
+      <w:r>
+        <w:rPr>
+          <w:b/>
+          <w:bCs/>
+          <w:sz w:val="20"/>
+          <w:szCs w:val="20"/>
+        </w:rPr>
+        <w:t xml:space="preserve">Conviction impact: </w:t>
+      </w:r>
+      <w:r>
+        <w:rPr>
+          <w:sz w:val="20"/>
+          <w:szCs w:val="20"/>
+        </w:rPr>
+        <w:t xml:space="preserve">Low -&gt; Low-Medium. Q1 FY27 operating leverage plus a confirmed FTA tailwind lift it off the floor, but sub-quality ROE/ROCE, structurally negative FCF, a full ~40x multiple and an unresolved promoter-credibility concern cap it at Low-Medium; thesis_fit stays 'neither' on TAM / return-magnitude math.</w:t>
+      </w:r>
+    </w:p>
+    <w:p>
+      <w:pPr>
+        <w:pStyle w:val="Heading1"/>
+        <w:spacing w:after="120" w:before="280"/>
+      </w:pPr>
+      <w:r>
+        <w:t xml:space="preserve">Guidance &amp; Expectation Gap</w:t>
+      </w:r>
+    </w:p>
+    <w:p>
+      <w:pPr>
+        <w:spacing w:after="120"/>
+      </w:pPr>
       <w:r>
         <w:rPr>
           <w:i/>
@@ -326,20 +740,12 @@
           <w:sz w:val="18"/>
           <w:szCs w:val="18"/>
         </w:rPr>
-        <w:t xml:space="preserve"> (KDDL / Ethos Watches company thread)</w:t>
-      </w:r>
-      <w:r>
-        <w:rPr>
-          <w:sz w:val="20"/>
-          <w:szCs w:val="20"/>
-        </w:rPr>
-        <w:br/>
-        <w:t xml:space="preserve">: Exited after holding 1.5 years, citing promoter credibility issues around a 'Silvercity/Favre Leuba fiasco' and reduced concall transparency -- directly at odds with joinjp2003's bullish mention.</w:t>
-      </w:r>
-    </w:p>
-    <w:p>
-      <w:pPr>
-        <w:spacing w:after="100"/>
+        <w:t xml:space="preserve">Management guidance decoded into commitments, graded on the expectation → action → operational → commercial → financial ladder, then compared to what the current price appears to assume. Method: playbook/guidance-and-expectation-gap.md.</w:t>
+      </w:r>
+    </w:p>
+    <w:p>
+      <w:pPr>
+        <w:spacing w:after="120"/>
       </w:pPr>
       <w:r>
         <w:rPr>
@@ -348,8 +754,980 @@
           <w:sz w:val="20"/>
           <w:szCs w:val="20"/>
         </w:rPr>
-        <w:t xml:space="preserve">dated language, posts #254 and #274 — joinjp2003 (trusted, elevated-tier)</w:t>
-      </w:r>
+        <w:t xml:space="preserve">Commitment ladder (most-proven first):</w:t>
+      </w:r>
+    </w:p>
+    <w:tbl>
+      <w:tblPr>
+        <w:tblW w:type="dxa" w:w="9000"/>
+        <w:tblBorders>
+          <w:top w:val="single" w:color="auto" w:sz="4"/>
+          <w:left w:val="single" w:color="auto" w:sz="4"/>
+          <w:bottom w:val="single" w:color="auto" w:sz="4"/>
+          <w:right w:val="single" w:color="auto" w:sz="4"/>
+          <w:insideH w:val="single" w:color="auto" w:sz="4"/>
+          <w:insideV w:val="single" w:color="auto" w:sz="4"/>
+        </w:tblBorders>
+      </w:tblPr>
+      <w:tblGrid>
+        <w:gridCol w:w="1100"/>
+        <w:gridCol w:w="2600"/>
+        <w:gridCol w:w="2400"/>
+        <w:gridCol w:w="900"/>
+        <w:gridCol w:w="1200"/>
+        <w:gridCol w:w="800"/>
+      </w:tblGrid>
+      <w:tr>
+        <w:trPr>
+          <w:tblHeader/>
+        </w:trPr>
+        <w:tc>
+          <w:tcPr>
+            <w:tcW w:type="dxa" w:w="1100"/>
+            <w:shd w:fill="F2F2F2" w:val="clear"/>
+          </w:tcPr>
+          <w:p>
+            <w:r>
+              <w:rPr>
+                <w:b/>
+                <w:bCs/>
+                <w:sz w:val="18"/>
+                <w:szCs w:val="18"/>
+              </w:rPr>
+              <w:t xml:space="preserve">Area</w:t>
+            </w:r>
+          </w:p>
+        </w:tc>
+        <w:tc>
+          <w:tcPr>
+            <w:tcW w:type="dxa" w:w="2600"/>
+            <w:shd w:fill="F2F2F2" w:val="clear"/>
+          </w:tcPr>
+          <w:p>
+            <w:r>
+              <w:rPr>
+                <w:b/>
+                <w:bCs/>
+                <w:sz w:val="18"/>
+                <w:szCs w:val="18"/>
+              </w:rPr>
+              <w:t xml:space="preserve">Commitment</w:t>
+            </w:r>
+          </w:p>
+        </w:tc>
+        <w:tc>
+          <w:tcPr>
+            <w:tcW w:type="dxa" w:w="2400"/>
+            <w:shd w:fill="F2F2F2" w:val="clear"/>
+          </w:tcPr>
+          <w:p>
+            <w:r>
+              <w:rPr>
+                <w:b/>
+                <w:bCs/>
+                <w:sz w:val="18"/>
+                <w:szCs w:val="18"/>
+              </w:rPr>
+              <w:t xml:space="preserve">Specifics</w:t>
+            </w:r>
+          </w:p>
+        </w:tc>
+        <w:tc>
+          <w:tcPr>
+            <w:tcW w:type="dxa" w:w="900"/>
+            <w:shd w:fill="F2F2F2" w:val="clear"/>
+          </w:tcPr>
+          <w:p>
+            <w:r>
+              <w:rPr>
+                <w:b/>
+                <w:bCs/>
+                <w:sz w:val="18"/>
+                <w:szCs w:val="18"/>
+              </w:rPr>
+              <w:t xml:space="preserve">By when</w:t>
+            </w:r>
+          </w:p>
+        </w:tc>
+        <w:tc>
+          <w:tcPr>
+            <w:tcW w:type="dxa" w:w="1200"/>
+            <w:shd w:fill="F2F2F2" w:val="clear"/>
+          </w:tcPr>
+          <w:p>
+            <w:r>
+              <w:rPr>
+                <w:b/>
+                <w:bCs/>
+                <w:sz w:val="18"/>
+                <w:szCs w:val="18"/>
+              </w:rPr>
+              <w:t xml:space="preserve">Stage</w:t>
+            </w:r>
+          </w:p>
+        </w:tc>
+        <w:tc>
+          <w:tcPr>
+            <w:tcW w:type="dxa" w:w="800"/>
+            <w:shd w:fill="F2F2F2" w:val="clear"/>
+          </w:tcPr>
+          <w:p>
+            <w:r>
+              <w:rPr>
+                <w:b/>
+                <w:bCs/>
+                <w:sz w:val="18"/>
+                <w:szCs w:val="18"/>
+              </w:rPr>
+              <w:t xml:space="preserve">Thesis-critical</w:t>
+            </w:r>
+          </w:p>
+        </w:tc>
+      </w:tr>
+      <w:tr>
+        <w:tc>
+          <w:tcPr>
+            <w:tcW w:type="dxa" w:w="1100"/>
+          </w:tcPr>
+          <w:p>
+            <w:r>
+              <w:rPr>
+                <w:b w:val="false"/>
+                <w:bCs w:val="false"/>
+                <w:sz w:val="18"/>
+                <w:szCs w:val="18"/>
+              </w:rPr>
+              <w:t xml:space="preserve">margin</w:t>
+            </w:r>
+          </w:p>
+        </w:tc>
+        <w:tc>
+          <w:tcPr>
+            <w:tcW w:type="dxa" w:w="2600"/>
+          </w:tcPr>
+          <w:p>
+            <w:r>
+              <w:rPr>
+                <w:b w:val="false"/>
+                <w:bCs w:val="false"/>
+                <w:sz w:val="18"/>
+                <w:szCs w:val="18"/>
+              </w:rPr>
+              <w:t xml:space="preserve">Gross/EBITDA margin accretion from FTA import-duty step-down</w:t>
+            </w:r>
+          </w:p>
+        </w:tc>
+        <w:tc>
+          <w:tcPr>
+            <w:tcW w:type="dxa" w:w="2400"/>
+          </w:tcPr>
+          <w:p>
+            <w:r>
+              <w:rPr>
+                <w:b w:val="false"/>
+                <w:bCs w:val="false"/>
+                <w:sz w:val="18"/>
+                <w:szCs w:val="18"/>
+              </w:rPr>
+              <w:t xml:space="preserve">Swiss watch duty 22% -&gt; 0% over 7 years</w:t>
+            </w:r>
+          </w:p>
+        </w:tc>
+        <w:tc>
+          <w:tcPr>
+            <w:tcW w:type="dxa" w:w="900"/>
+          </w:tcPr>
+          <w:p>
+            <w:r>
+              <w:rPr>
+                <w:b w:val="false"/>
+                <w:bCs w:val="false"/>
+                <w:sz w:val="18"/>
+                <w:szCs w:val="18"/>
+              </w:rPr>
+              <w:t xml:space="preserve">FY28</w:t>
+            </w:r>
+          </w:p>
+        </w:tc>
+        <w:tc>
+          <w:tcPr>
+            <w:tcW w:type="dxa" w:w="1200"/>
+          </w:tcPr>
+          <w:p>
+            <w:r>
+              <w:rPr>
+                <w:b w:val="false"/>
+                <w:bCs w:val="false"/>
+                <w:sz w:val="18"/>
+                <w:szCs w:val="18"/>
+              </w:rPr>
+              <w:t xml:space="preserve">operational</w:t>
+            </w:r>
+          </w:p>
+        </w:tc>
+        <w:tc>
+          <w:tcPr>
+            <w:tcW w:type="dxa" w:w="800"/>
+          </w:tcPr>
+          <w:p>
+            <w:r>
+              <w:rPr>
+                <w:b w:val="false"/>
+                <w:bCs w:val="false"/>
+                <w:sz w:val="18"/>
+                <w:szCs w:val="18"/>
+              </w:rPr>
+              <w:t xml:space="preserve">yes</w:t>
+            </w:r>
+          </w:p>
+        </w:tc>
+      </w:tr>
+      <w:tr>
+        <w:tc>
+          <w:tcPr>
+            <w:tcW w:type="dxa" w:w="1100"/>
+          </w:tcPr>
+          <w:p>
+            <w:r>
+              <w:rPr>
+                <w:b w:val="false"/>
+                <w:bCs w:val="false"/>
+                <w:sz w:val="18"/>
+                <w:szCs w:val="18"/>
+              </w:rPr>
+              <w:t xml:space="preserve">growth</w:t>
+            </w:r>
+          </w:p>
+        </w:tc>
+        <w:tc>
+          <w:tcPr>
+            <w:tcW w:type="dxa" w:w="2600"/>
+          </w:tcPr>
+          <w:p>
+            <w:r>
+              <w:rPr>
+                <w:b w:val="false"/>
+                <w:bCs w:val="false"/>
+                <w:sz w:val="18"/>
+                <w:szCs w:val="18"/>
+              </w:rPr>
+              <w:t xml:space="preserve">~25% revenue CAGR over the next decade (~10x revenue)</w:t>
+            </w:r>
+          </w:p>
+        </w:tc>
+        <w:tc>
+          <w:tcPr>
+            <w:tcW w:type="dxa" w:w="2400"/>
+          </w:tcPr>
+          <w:p>
+            <w:r>
+              <w:rPr>
+                <w:b w:val="false"/>
+                <w:bCs w:val="false"/>
+                <w:sz w:val="18"/>
+                <w:szCs w:val="18"/>
+              </w:rPr>
+              <w:t xml:space="preserve">management stated 25% p.a.; ~10x in 10 years</w:t>
+            </w:r>
+          </w:p>
+        </w:tc>
+        <w:tc>
+          <w:tcPr>
+            <w:tcW w:type="dxa" w:w="900"/>
+          </w:tcPr>
+          <w:p>
+            <w:r>
+              <w:rPr>
+                <w:b w:val="false"/>
+                <w:bCs w:val="false"/>
+                <w:sz w:val="18"/>
+                <w:szCs w:val="18"/>
+              </w:rPr>
+              <w:t xml:space="preserve">beyond</w:t>
+            </w:r>
+          </w:p>
+        </w:tc>
+        <w:tc>
+          <w:tcPr>
+            <w:tcW w:type="dxa" w:w="1200"/>
+          </w:tcPr>
+          <w:p>
+            <w:r>
+              <w:rPr>
+                <w:b w:val="false"/>
+                <w:bCs w:val="false"/>
+                <w:sz w:val="18"/>
+                <w:szCs w:val="18"/>
+              </w:rPr>
+              <w:t xml:space="preserve">expectation</w:t>
+            </w:r>
+          </w:p>
+        </w:tc>
+        <w:tc>
+          <w:tcPr>
+            <w:tcW w:type="dxa" w:w="800"/>
+          </w:tcPr>
+          <w:p>
+            <w:r>
+              <w:rPr>
+                <w:b w:val="false"/>
+                <w:bCs w:val="false"/>
+                <w:sz w:val="18"/>
+                <w:szCs w:val="18"/>
+              </w:rPr>
+              <w:t xml:space="preserve">yes</w:t>
+            </w:r>
+          </w:p>
+        </w:tc>
+      </w:tr>
+      <w:tr>
+        <w:tc>
+          <w:tcPr>
+            <w:tcW w:type="dxa" w:w="1100"/>
+          </w:tcPr>
+          <w:p>
+            <w:r>
+              <w:rPr>
+                <w:b w:val="false"/>
+                <w:bCs w:val="false"/>
+                <w:sz w:val="18"/>
+                <w:szCs w:val="18"/>
+              </w:rPr>
+              <w:t xml:space="preserve">capacity</w:t>
+            </w:r>
+          </w:p>
+        </w:tc>
+        <w:tc>
+          <w:tcPr>
+            <w:tcW w:type="dxa" w:w="2600"/>
+          </w:tcPr>
+          <w:p>
+            <w:r>
+              <w:rPr>
+                <w:b w:val="false"/>
+                <w:bCs w:val="false"/>
+                <w:sz w:val="18"/>
+                <w:szCs w:val="18"/>
+              </w:rPr>
+              <w:t xml:space="preserve">Continued boutique expansion into new cities</w:t>
+            </w:r>
+          </w:p>
+        </w:tc>
+        <w:tc>
+          <w:tcPr>
+            <w:tcW w:type="dxa" w:w="2400"/>
+          </w:tcPr>
+          <w:p>
+            <w:r>
+              <w:rPr>
+                <w:b w:val="false"/>
+                <w:bCs w:val="false"/>
+                <w:sz w:val="18"/>
+                <w:szCs w:val="18"/>
+              </w:rPr>
+              <w:t xml:space="preserve">103 boutiques / 34 cities at Q1 FY27 (9 added in Q1)</w:t>
+            </w:r>
+          </w:p>
+        </w:tc>
+        <w:tc>
+          <w:tcPr>
+            <w:tcW w:type="dxa" w:w="900"/>
+          </w:tcPr>
+          <w:p>
+            <w:r>
+              <w:rPr>
+                <w:b w:val="false"/>
+                <w:bCs w:val="false"/>
+                <w:sz w:val="18"/>
+                <w:szCs w:val="18"/>
+              </w:rPr>
+              <w:t xml:space="preserve">FY27</w:t>
+            </w:r>
+          </w:p>
+        </w:tc>
+        <w:tc>
+          <w:tcPr>
+            <w:tcW w:type="dxa" w:w="1200"/>
+          </w:tcPr>
+          <w:p>
+            <w:r>
+              <w:rPr>
+                <w:b w:val="false"/>
+                <w:bCs w:val="false"/>
+                <w:sz w:val="18"/>
+                <w:szCs w:val="18"/>
+              </w:rPr>
+              <w:t xml:space="preserve">commercial</w:t>
+            </w:r>
+          </w:p>
+        </w:tc>
+        <w:tc>
+          <w:tcPr>
+            <w:tcW w:type="dxa" w:w="800"/>
+          </w:tcPr>
+          <w:p>
+            <w:r>
+              <w:rPr>
+                <w:b w:val="false"/>
+                <w:bCs w:val="false"/>
+                <w:sz w:val="18"/>
+                <w:szCs w:val="18"/>
+              </w:rPr>
+              <w:t xml:space="preserve"/>
+            </w:r>
+          </w:p>
+        </w:tc>
+      </w:tr>
+    </w:tbl>
+    <w:p>
+      <w:pPr>
+        <w:spacing w:after="60" w:before="120"/>
+      </w:pPr>
+      <w:r>
+        <w:rPr>
+          <w:b/>
+          <w:bCs/>
+          <w:sz w:val="20"/>
+          <w:szCs w:val="20"/>
+        </w:rPr>
+        <w:t xml:space="preserve">Earnings chain: </w:t>
+      </w:r>
+      <w:r>
+        <w:rPr>
+          <w:b w:val="false"/>
+          <w:bCs w:val="false"/>
+          <w:sz w:val="20"/>
+          <w:szCs w:val="20"/>
+        </w:rPr>
+        <w:t xml:space="preserve">boutique rollout + ASP uptrading</w:t>
+      </w:r>
+      <w:r>
+        <w:rPr>
+          <w:color w:val="666666"/>
+          <w:sz w:val="20"/>
+          <w:szCs w:val="20"/>
+        </w:rPr>
+        <w:t xml:space="preserve"> → </w:t>
+      </w:r>
+      <w:r>
+        <w:rPr>
+          <w:b w:val="false"/>
+          <w:bCs w:val="false"/>
+          <w:sz w:val="20"/>
+          <w:szCs w:val="20"/>
+        </w:rPr>
+        <w:t xml:space="preserve">revenue growth ~25-33%</w:t>
+      </w:r>
+      <w:r>
+        <w:rPr>
+          <w:color w:val="666666"/>
+          <w:sz w:val="20"/>
+          <w:szCs w:val="20"/>
+        </w:rPr>
+        <w:t xml:space="preserve"> → </w:t>
+      </w:r>
+      <w:r>
+        <w:rPr>
+          <w:b w:val="false"/>
+          <w:bCs w:val="false"/>
+          <w:sz w:val="20"/>
+          <w:szCs w:val="20"/>
+        </w:rPr>
+        <w:t xml:space="preserve">FTA duty step-down -&gt; gross-margin accretion</w:t>
+      </w:r>
+      <w:r>
+        <w:rPr>
+          <w:color w:val="666666"/>
+          <w:sz w:val="20"/>
+          <w:szCs w:val="20"/>
+        </w:rPr>
+        <w:t xml:space="preserve"> → </w:t>
+      </w:r>
+      <w:r>
+        <w:rPr>
+          <w:b w:val="false"/>
+          <w:bCs w:val="false"/>
+          <w:sz w:val="20"/>
+          <w:szCs w:val="20"/>
+        </w:rPr>
+        <w:t xml:space="preserve">operating leverage on fixed store/overhead base</w:t>
+      </w:r>
+      <w:r>
+        <w:rPr>
+          <w:color w:val="666666"/>
+          <w:sz w:val="20"/>
+          <w:szCs w:val="20"/>
+        </w:rPr>
+        <w:t xml:space="preserve"> → </w:t>
+      </w:r>
+      <w:r>
+        <w:rPr>
+          <w:b w:val="false"/>
+          <w:bCs w:val="false"/>
+          <w:sz w:val="20"/>
+          <w:szCs w:val="20"/>
+        </w:rPr>
+        <w:t xml:space="preserve">EBITDA margin toward mid-teens+</w:t>
+      </w:r>
+      <w:r>
+        <w:rPr>
+          <w:color w:val="666666"/>
+          <w:sz w:val="20"/>
+          <w:szCs w:val="20"/>
+        </w:rPr>
+        <w:t xml:space="preserve"> → </w:t>
+      </w:r>
+      <w:r>
+        <w:rPr>
+          <w:b w:val="false"/>
+          <w:bCs w:val="false"/>
+          <w:sz w:val="20"/>
+          <w:szCs w:val="20"/>
+        </w:rPr>
+        <w:t xml:space="preserve">PAT growth</w:t>
+      </w:r>
+      <w:r>
+        <w:rPr>
+          <w:color w:val="666666"/>
+          <w:sz w:val="20"/>
+          <w:szCs w:val="20"/>
+        </w:rPr>
+        <w:t xml:space="preserve"> → </w:t>
+      </w:r>
+      <w:r>
+        <w:rPr>
+          <w:b w:val="false"/>
+          <w:bCs w:val="false"/>
+          <w:sz w:val="20"/>
+          <w:szCs w:val="20"/>
+        </w:rPr>
+        <w:t xml:space="preserve">(offset) working-capital / inventory absorption -&gt; weak FCF</w:t>
+      </w:r>
+    </w:p>
+    <w:p>
+      <w:pPr>
+        <w:spacing w:after="120"/>
+      </w:pPr>
+      <w:r>
+        <w:rPr>
+          <w:color w:val="666666"/>
+          <w:sz w:val="18"/>
+          <w:szCs w:val="18"/>
+        </w:rPr>
+        <w:t xml:space="preserve">Bottleneck link: working-capital / inventory absorption keeping FCF negative.</w:t>
+      </w:r>
+    </w:p>
+    <w:p>
+      <w:pPr>
+        <w:spacing w:after="120"/>
+      </w:pPr>
+      <w:r>
+        <w:rPr>
+          <w:color w:val="666666"/>
+          <w:sz w:val="18"/>
+          <w:szCs w:val="18"/>
+        </w:rPr>
+        <w:t xml:space="preserve">Operating leverage: yes -- Q1 FY27 EBITDA margin +~90 bps YoY on +33% revenue</w:t>
+      </w:r>
+    </w:p>
+    <w:p>
+      <w:pPr>
+        <w:spacing w:after="120"/>
+      </w:pPr>
+      <w:r>
+        <w:rPr>
+          <w:color w:val="666666"/>
+          <w:sz w:val="18"/>
+          <w:szCs w:val="18"/>
+        </w:rPr>
+        <w:t xml:space="preserve">Evidenced: boutique rollout + ASP uptrading; revenue growth ~25-33%; FTA duty step-down -&gt; gross-margin accretion; EBITDA margin toward mid-teens+. Still assumed: operating leverage sustains; PAT growth converts to cash / FCF turns.</w:t>
+      </w:r>
+    </w:p>
+    <w:p>
+      <w:pPr>
+        <w:spacing w:after="120"/>
+      </w:pPr>
+      <w:r>
+        <w:rPr>
+          <w:b/>
+          <w:bCs/>
+          <w:sz w:val="20"/>
+          <w:szCs w:val="20"/>
+        </w:rPr>
+        <w:t xml:space="preserve">Market expectation vs. our path:</w:t>
+      </w:r>
+    </w:p>
+    <w:tbl>
+      <w:tblPr>
+        <w:tblW w:type="dxa" w:w="9000"/>
+        <w:tblBorders>
+          <w:top w:val="single" w:color="auto" w:sz="4"/>
+          <w:left w:val="single" w:color="auto" w:sz="4"/>
+          <w:bottom w:val="single" w:color="auto" w:sz="4"/>
+          <w:right w:val="single" w:color="auto" w:sz="4"/>
+          <w:insideH w:val="single" w:color="auto" w:sz="4"/>
+          <w:insideV w:val="single" w:color="auto" w:sz="4"/>
+        </w:tblBorders>
+      </w:tblPr>
+      <w:tblGrid>
+        <w:gridCol w:w="3200"/>
+        <w:gridCol w:w="5800"/>
+      </w:tblGrid>
+      <w:tr>
+        <w:tc>
+          <w:tcPr>
+            <w:tcW w:type="dxa" w:w="3200"/>
+            <w:shd w:fill="F2F2F2" w:val="clear"/>
+          </w:tcPr>
+          <w:p>
+            <w:r>
+              <w:rPr>
+                <w:b/>
+                <w:bCs/>
+              </w:rPr>
+              <w:t xml:space="preserve">As of</w:t>
+            </w:r>
+          </w:p>
+        </w:tc>
+        <w:tc>
+          <w:tcPr>
+            <w:tcW w:type="dxa" w:w="5800"/>
+          </w:tcPr>
+          <w:p>
+            <w:r>
+              <w:t xml:space="preserve">2026-09-08</w:t>
+            </w:r>
+          </w:p>
+        </w:tc>
+      </w:tr>
+      <w:tr>
+        <w:tc>
+          <w:tcPr>
+            <w:tcW w:type="dxa" w:w="3200"/>
+            <w:shd w:fill="F2F2F2" w:val="clear"/>
+          </w:tcPr>
+          <w:p>
+            <w:r>
+              <w:rPr>
+                <w:b/>
+                <w:bCs/>
+              </w:rPr>
+              <w:t xml:space="preserve">Price / multiple</w:t>
+            </w:r>
+          </w:p>
+        </w:tc>
+        <w:tc>
+          <w:tcPr>
+            <w:tcW w:type="dxa" w:w="5800"/>
+          </w:tcPr>
+          <w:p>
+            <w:r>
+              <w:t xml:space="preserve">40.5x P/E</w:t>
+            </w:r>
+          </w:p>
+        </w:tc>
+      </w:tr>
+      <w:tr>
+        <w:tc>
+          <w:tcPr>
+            <w:tcW w:type="dxa" w:w="3200"/>
+            <w:shd w:fill="F2F2F2" w:val="clear"/>
+          </w:tcPr>
+          <w:p>
+            <w:r>
+              <w:rPr>
+                <w:b/>
+                <w:bCs/>
+              </w:rPr>
+              <w:t xml:space="preserve">Right valuation lens</w:t>
+            </w:r>
+          </w:p>
+        </w:tc>
+        <w:tc>
+          <w:tcPr>
+            <w:tcW w:type="dxa" w:w="5800"/>
+          </w:tcPr>
+          <w:p>
+            <w:r>
+              <w:t xml:space="preserve">P/E</w:t>
+            </w:r>
+          </w:p>
+        </w:tc>
+      </w:tr>
+      <w:tr>
+        <w:tc>
+          <w:tcPr>
+            <w:tcW w:type="dxa" w:w="3200"/>
+            <w:shd w:fill="F2F2F2" w:val="clear"/>
+          </w:tcPr>
+          <w:p>
+            <w:r>
+              <w:rPr>
+                <w:b/>
+                <w:bCs/>
+              </w:rPr>
+              <w:t xml:space="preserve">Price implies</w:t>
+            </w:r>
+          </w:p>
+        </w:tc>
+        <w:tc>
+          <w:tcPr>
+            <w:tcW w:type="dxa" w:w="5800"/>
+          </w:tcPr>
+          <w:p>
+            <w:r>
+              <w:t xml:space="preserve">~25-28% EPS CAGR FY26-28 needed to justify ~40x FY27E at a ~25x exit for a growing-but-sub-15%-ROCE retailer</w:t>
+            </w:r>
+          </w:p>
+        </w:tc>
+      </w:tr>
+      <w:tr>
+        <w:tc>
+          <w:tcPr>
+            <w:tcW w:type="dxa" w:w="3200"/>
+            <w:shd w:fill="F2F2F2" w:val="clear"/>
+          </w:tcPr>
+          <w:p>
+            <w:r>
+              <w:rPr>
+                <w:b/>
+                <w:bCs/>
+              </w:rPr>
+              <w:t xml:space="preserve">Our FY27</w:t>
+            </w:r>
+          </w:p>
+        </w:tc>
+        <w:tc>
+          <w:tcPr>
+            <w:tcW w:type="dxa" w:w="5800"/>
+          </w:tcPr>
+          <w:p>
+            <w:r>
+              <w:t xml:space="preserve">revenue +~25-30% (Rs 2,000-2,100 Cr), EBITDA margin ~15-16% on FTA + leverage, PAT +~30-40%</w:t>
+            </w:r>
+          </w:p>
+        </w:tc>
+      </w:tr>
+      <w:tr>
+        <w:tc>
+          <w:tcPr>
+            <w:tcW w:type="dxa" w:w="3200"/>
+            <w:shd w:fill="F2F2F2" w:val="clear"/>
+          </w:tcPr>
+          <w:p>
+            <w:r>
+              <w:rPr>
+                <w:b/>
+                <w:bCs/>
+              </w:rPr>
+              <w:t xml:space="preserve">Our FY28</w:t>
+            </w:r>
+          </w:p>
+        </w:tc>
+        <w:tc>
+          <w:tcPr>
+            <w:tcW w:type="dxa" w:w="5800"/>
+          </w:tcPr>
+          <w:p>
+            <w:r>
+              <w:t xml:space="preserve">second leg from FTA duty step + boutique maturation; revenue ~Rs 2,500-2,700 Cr, margin mid-teens+, but FCF still likely negative on inventory build</w:t>
+            </w:r>
+          </w:p>
+        </w:tc>
+      </w:tr>
+      <w:tr>
+        <w:tc>
+          <w:tcPr>
+            <w:tcW w:type="dxa" w:w="3200"/>
+            <w:shd w:fill="F2F2F2" w:val="clear"/>
+          </w:tcPr>
+          <w:p>
+            <w:r>
+              <w:rPr>
+                <w:b/>
+                <w:bCs/>
+              </w:rPr>
+              <w:t xml:space="preserve">Gap direction</w:t>
+            </w:r>
+          </w:p>
+        </w:tc>
+        <w:tc>
+          <w:tcPr>
+            <w:tcW w:type="dxa" w:w="5800"/>
+          </w:tcPr>
+          <w:p>
+            <w:r>
+              <w:t xml:space="preserve">priced-in</w:t>
+            </w:r>
+          </w:p>
+        </w:tc>
+      </w:tr>
+      <w:tr>
+        <w:tc>
+          <w:tcPr>
+            <w:tcW w:type="dxa" w:w="3200"/>
+            <w:shd w:fill="F2F2F2" w:val="clear"/>
+          </w:tcPr>
+          <w:p>
+            <w:r>
+              <w:rPr>
+                <w:b/>
+                <w:bCs/>
+              </w:rPr>
+              <w:t xml:space="preserve">Gap type</w:t>
+            </w:r>
+          </w:p>
+        </w:tc>
+        <w:tc>
+          <w:tcPr>
+            <w:tcW w:type="dxa" w:w="5800"/>
+          </w:tcPr>
+          <w:p>
+            <w:r>
+              <w:t xml:space="preserve">margin</w:t>
+            </w:r>
+          </w:p>
+        </w:tc>
+      </w:tr>
+      <w:tr>
+        <w:tc>
+          <w:tcPr>
+            <w:tcW w:type="dxa" w:w="3200"/>
+            <w:shd w:fill="F2F2F2" w:val="clear"/>
+          </w:tcPr>
+          <w:p>
+            <w:r>
+              <w:rPr>
+                <w:b/>
+                <w:bCs/>
+              </w:rPr>
+              <w:t xml:space="preserve">Gap magnitude</w:t>
+            </w:r>
+          </w:p>
+        </w:tc>
+        <w:tc>
+          <w:tcPr>
+            <w:tcW w:type="dxa" w:w="5800"/>
+          </w:tcPr>
+          <w:p>
+            <w:r>
+              <w:t xml:space="preserve">not estimable</w:t>
+            </w:r>
+          </w:p>
+        </w:tc>
+      </w:tr>
+      <w:tr>
+        <w:tc>
+          <w:tcPr>
+            <w:tcW w:type="dxa" w:w="3200"/>
+            <w:shd w:fill="F2F2F2" w:val="clear"/>
+          </w:tcPr>
+          <w:p>
+            <w:r>
+              <w:rPr>
+                <w:b/>
+                <w:bCs/>
+              </w:rPr>
+              <w:t xml:space="preserve">Gap basis</w:t>
+            </w:r>
+          </w:p>
+        </w:tc>
+        <w:tc>
+          <w:tcPr>
+            <w:tcW w:type="dxa" w:w="5800"/>
+          </w:tcPr>
+          <w:p>
+            <w:r>
+              <w:t xml:space="preserve">market already pays ~40x forward for the FTA + premiumisation story; our path is broadly in line, and sub-10% ROE / negative FCF limit the multiple's upside</w:t>
+            </w:r>
+          </w:p>
+        </w:tc>
+      </w:tr>
+      <w:tr>
+        <w:tc>
+          <w:tcPr>
+            <w:tcW w:type="dxa" w:w="3200"/>
+            <w:shd w:fill="F2F2F2" w:val="clear"/>
+          </w:tcPr>
+          <w:p>
+            <w:r>
+              <w:rPr>
+                <w:b/>
+                <w:bCs/>
+              </w:rPr>
+              <w:t xml:space="preserve">Evidence quality</w:t>
+            </w:r>
+          </w:p>
+        </w:tc>
+        <w:tc>
+          <w:tcPr>
+            <w:tcW w:type="dxa" w:w="5800"/>
+          </w:tcPr>
+          <w:p>
+            <w:r>
+              <w:t xml:space="preserve">moderate</w:t>
+            </w:r>
+          </w:p>
+        </w:tc>
+      </w:tr>
+    </w:tbl>
+    <w:p>
+      <w:pPr>
+        <w:spacing w:after="120"/>
+      </w:pPr>
+      <w:r>
+        <w:rPr>
+          <w:i/>
+          <w:iCs/>
+          <w:color w:val="666666"/>
+          <w:sz w:val="16"/>
+          <w:szCs w:val="16"/>
+        </w:rPr>
+        <w:t xml:space="preserve">no broker consensus; implied path is a reverse-P/E estimate + screener.in forward figures + VP thread view</w:t>
+      </w:r>
+    </w:p>
+    <w:p>
+      <w:pPr>
+        <w:spacing w:after="120" w:before="120"/>
+      </w:pPr>
+      <w:r>
+        <w:rPr>
+          <w:b/>
+          <w:bCs/>
+          <w:sz w:val="20"/>
+          <w:szCs w:val="20"/>
+        </w:rPr>
+        <w:t xml:space="preserve">Catalyst: </w:t>
+      </w:r>
+      <w:r>
+        <w:rPr>
+          <w:sz w:val="20"/>
+          <w:szCs w:val="20"/>
+        </w:rPr>
+        <w:t xml:space="preserve">A Q2/Q3 FY27 margin print sustaining ~15-16% EBITDA margin plus visible working-capital / FCF improvement</w:t>
+      </w:r>
+      <w:r>
+        <w:rPr>
+          <w:color w:val="666666"/>
+          <w:sz w:val="18"/>
+          <w:szCs w:val="18"/>
+        </w:rPr>
+        <w:t xml:space="preserve"> (window ~9M from 2026-09-08; undated; evidence med; pending)</w:t>
+      </w:r>
+    </w:p>
+    <w:p>
+      <w:pPr>
+        <w:pStyle w:val="Heading1"/>
+        <w:spacing w:after="120" w:before="280"/>
+      </w:pPr>
+      <w:r>
+        <w:t xml:space="preserve">Ishmohit-Lens Checks (value chain · earnings quality · growth trajectory · management · quality metrics · track record · global-signal check)</w:t>
+      </w:r>
+    </w:p>
+    <w:p>
+      <w:pPr>
+        <w:spacing w:after="120"/>
+      </w:pPr>
       <w:r>
         <w:rPr>
           <w:i/>
@@ -358,6 +1736,846 @@
           <w:sz w:val="18"/>
           <w:szCs w:val="18"/>
         </w:rPr>
+        <w:t xml:space="preserve">Extra checks drawn from @ishmohit1 / SOIC methodology (playbook/ishmohit-soic-style.md): where the company sits in its value chain and what the supply side is doing, whether a margin/PAT inflection is structural or a cyclical peak, the rate-of-change of growth vs. what the multiple demands, and management quality as a positive attribute.</w:t>
+      </w:r>
+    </w:p>
+    <w:p>
+      <w:pPr>
+        <w:spacing w:after="120"/>
+      </w:pPr>
+      <w:r>
+        <w:rPr>
+          <w:b/>
+          <w:bCs/>
+          <w:sz w:val="20"/>
+          <w:szCs w:val="20"/>
+        </w:rPr>
+        <w:t xml:space="preserve">Value chain &amp; supply side:</w:t>
+      </w:r>
+    </w:p>
+    <w:tbl>
+      <w:tblPr>
+        <w:tblW w:type="dxa" w:w="9000"/>
+        <w:tblBorders>
+          <w:top w:val="single" w:color="auto" w:sz="4"/>
+          <w:left w:val="single" w:color="auto" w:sz="4"/>
+          <w:bottom w:val="single" w:color="auto" w:sz="4"/>
+          <w:right w:val="single" w:color="auto" w:sz="4"/>
+          <w:insideH w:val="single" w:color="auto" w:sz="4"/>
+          <w:insideV w:val="single" w:color="auto" w:sz="4"/>
+        </w:tblBorders>
+      </w:tblPr>
+      <w:tblGrid>
+        <w:gridCol w:w="3200"/>
+        <w:gridCol w:w="5800"/>
+      </w:tblGrid>
+      <w:tr>
+        <w:tc>
+          <w:tcPr>
+            <w:tcW w:type="dxa" w:w="3200"/>
+            <w:shd w:fill="F2F2F2" w:val="clear"/>
+          </w:tcPr>
+          <w:p>
+            <w:r>
+              <w:rPr>
+                <w:b/>
+                <w:bCs/>
+              </w:rPr>
+              <w:t xml:space="preserve">Theme</w:t>
+            </w:r>
+          </w:p>
+        </w:tc>
+        <w:tc>
+          <w:tcPr>
+            <w:tcW w:type="dxa" w:w="5800"/>
+          </w:tcPr>
+          <w:p>
+            <w:r>
+              <w:t xml:space="preserve">India luxury / premium watch retail; consumer premiumisation + FTA duty relief</w:t>
+            </w:r>
+          </w:p>
+        </w:tc>
+      </w:tr>
+      <w:tr>
+        <w:tc>
+          <w:tcPr>
+            <w:tcW w:type="dxa" w:w="3200"/>
+            <w:shd w:fill="F2F2F2" w:val="clear"/>
+          </w:tcPr>
+          <w:p>
+            <w:r>
+              <w:rPr>
+                <w:b/>
+                <w:bCs/>
+              </w:rPr>
+              <w:t xml:space="preserve">This company's position</w:t>
+            </w:r>
+          </w:p>
+        </w:tc>
+        <w:tc>
+          <w:tcPr>
+            <w:tcW w:type="dxa" w:w="5800"/>
+          </w:tcPr>
+          <w:p>
+            <w:r>
+              <w:t xml:space="preserve">Largest Indian multi-brand luxury watch retailer; agency/distribution relationships with Swiss brands; bonded-warehouse inventory</w:t>
+            </w:r>
+          </w:p>
+        </w:tc>
+      </w:tr>
+      <w:tr>
+        <w:tc>
+          <w:tcPr>
+            <w:tcW w:type="dxa" w:w="3200"/>
+            <w:shd w:fill="F2F2F2" w:val="clear"/>
+          </w:tcPr>
+          <w:p>
+            <w:r>
+              <w:rPr>
+                <w:b/>
+                <w:bCs/>
+              </w:rPr>
+              <w:t xml:space="preserve">Bottleneck node (pricing power)</w:t>
+            </w:r>
+          </w:p>
+        </w:tc>
+        <w:tc>
+          <w:tcPr>
+            <w:tcW w:type="dxa" w:w="5800"/>
+          </w:tcPr>
+          <w:p>
+            <w:r>
+              <w:t xml:space="preserve">brand allocations from Swiss principals + prime retail real estate</w:t>
+            </w:r>
+          </w:p>
+        </w:tc>
+      </w:tr>
+      <w:tr>
+        <w:tc>
+          <w:tcPr>
+            <w:tcW w:type="dxa" w:w="3200"/>
+            <w:shd w:fill="F2F2F2" w:val="clear"/>
+          </w:tcPr>
+          <w:p>
+            <w:r>
+              <w:rPr>
+                <w:b/>
+                <w:bCs/>
+              </w:rPr>
+              <w:t xml:space="preserve">Supply-side status</w:t>
+            </w:r>
+          </w:p>
+        </w:tc>
+        <w:tc>
+          <w:tcPr>
+            <w:tcW w:type="dxa" w:w="5800"/>
+          </w:tcPr>
+          <w:p>
+            <w:r>
+              <w:t xml:space="preserve">consolidating</w:t>
+            </w:r>
+          </w:p>
+        </w:tc>
+      </w:tr>
+      <w:tr>
+        <w:tc>
+          <w:tcPr>
+            <w:tcW w:type="dxa" w:w="3200"/>
+            <w:shd w:fill="F2F2F2" w:val="clear"/>
+          </w:tcPr>
+          <w:p>
+            <w:r>
+              <w:rPr>
+                <w:b/>
+                <w:bCs/>
+              </w:rPr>
+              <w:t xml:space="preserve">Adjacent-node peers</w:t>
+            </w:r>
+          </w:p>
+        </w:tc>
+        <w:tc>
+          <w:tcPr>
+            <w:tcW w:type="dxa" w:w="5800"/>
+          </w:tcPr>
+          <w:p>
+            <w:r>
+              <w:t xml:space="preserve">KDDL (parent, watch components + Favre Leuba), Titan (Helios / high-end), Kapoor Watch Co (unlisted), Johnson Watch Co (unlisted)</w:t>
+            </w:r>
+          </w:p>
+        </w:tc>
+      </w:tr>
+    </w:tbl>
+    <w:p>
+      <w:pPr>
+        <w:spacing w:after="120"/>
+      </w:pPr>
+      <w:r>
+        <w:rPr>
+          <w:color w:val="666666"/>
+          <w:sz w:val="18"/>
+          <w:szCs w:val="18"/>
+        </w:rPr>
+        <w:t xml:space="preserve">Regulatory (single-brand-retail FDI) barrier keeps Swiss majors out of D2C; Ethos consolidates a fragmented Indian retail base, so survivors gain share -- but pricing power sits with the Swiss principals, not the retailer.</w:t>
+      </w:r>
+    </w:p>
+    <w:p>
+      <w:pPr>
+        <w:spacing w:after="60" w:before="120"/>
+      </w:pPr>
+      <w:r>
+        <w:rPr>
+          <w:b/>
+          <w:bCs/>
+          <w:sz w:val="20"/>
+          <w:szCs w:val="20"/>
+        </w:rPr>
+        <w:t xml:space="preserve">Earnings quality: </w:t>
+      </w:r>
+      <w:r>
+        <w:rPr>
+          <w:sz w:val="20"/>
+          <w:szCs w:val="20"/>
+        </w:rPr>
+        <w:t xml:space="preserve">margin driver mixed</w:t>
+      </w:r>
+      <w:r>
+        <w:rPr>
+          <w:b/>
+          <w:bCs/>
+          <w:color w:val="A32020"/>
+          <w:sz w:val="20"/>
+          <w:szCs w:val="20"/>
+        </w:rPr>
+        <w:t xml:space="preserve"/>
+      </w:r>
+    </w:p>
+    <w:p>
+      <w:pPr>
+        <w:spacing w:after="120"/>
+      </w:pPr>
+      <w:r>
+        <w:rPr>
+          <w:color w:val="666666"/>
+          <w:sz w:val="18"/>
+          <w:szCs w:val="18"/>
+        </w:rPr>
+        <w:t xml:space="preserve">Drivers: FTA import-duty step-down (structural gross-margin accretion); ASP uptrading into luxury/high-luxury (71% of sales); operating leverage on fixed store base; brand mix and forex (INR/CHF) -- cyclical component.</w:t>
+      </w:r>
+    </w:p>
+    <w:p>
+      <w:pPr>
+        <w:spacing w:after="120"/>
+      </w:pPr>
+      <w:r>
+        <w:rPr>
+          <w:color w:val="666666"/>
+          <w:sz w:val="18"/>
+          <w:szCs w:val="18"/>
+        </w:rPr>
+        <w:t xml:space="preserve">Q1 FY27 EBITDA margin 15.7% is above the historical ~12-14% band but the step-up is largely FTA-driven (structural) rather than a cyclical spike; forex and discretionary-demand swings are the cyclical part. Through-cycle EBITDA margin ~14-16% looks defensible, so not flagged as peak.</w:t>
+      </w:r>
+    </w:p>
+    <w:p>
+      <w:pPr>
+        <w:spacing w:after="60" w:before="120"/>
+      </w:pPr>
+      <w:r>
+        <w:rPr>
+          <w:b/>
+          <w:bCs/>
+          <w:sz w:val="20"/>
+          <w:szCs w:val="20"/>
+        </w:rPr>
+        <w:t xml:space="preserve">Growth trajectory: </w:t>
+      </w:r>
+      <w:r>
+        <w:rPr>
+          <w:b w:val="false"/>
+          <w:bCs w:val="false"/>
+          <w:sz w:val="20"/>
+          <w:szCs w:val="20"/>
+        </w:rPr>
+        <w:t xml:space="preserve">YoY growth rate is accelerating</w:t>
+      </w:r>
+    </w:p>
+    <w:p>
+      <w:pPr>
+        <w:spacing w:after="120"/>
+      </w:pPr>
+      <w:r>
+        <w:rPr>
+          <w:color w:val="666666"/>
+          <w:sz w:val="18"/>
+          <w:szCs w:val="18"/>
+        </w:rPr>
+        <w:t xml:space="preserve">YoY revenue growth (approx, oldest-&gt;newest across FY25 into Q1 FY27): ~22%, ~24%, ~26%, ~29% (FY26 full-year +28.8%), Q1 FY27 +33.3%</w:t>
+      </w:r>
+    </w:p>
+    <w:p>
+      <w:pPr>
+        <w:spacing w:after="120"/>
+      </w:pPr>
+      <w:r>
+        <w:rPr>
+          <w:color w:val="666666"/>
+          <w:sz w:val="18"/>
+          <w:szCs w:val="18"/>
+        </w:rPr>
+        <w:t xml:space="preserve">Reverse P/E: ~40x FY27E P/E needs ~25-28% EPS CAGR FY26-28 at a ~25x exit; recent revenue trend (28-33%) plus margin expansion supports it, so the multiple is roughly fair rather than cheap -- gap is 'priced-in'.</w:t>
+      </w:r>
+    </w:p>
+    <w:p>
+      <w:pPr>
+        <w:spacing w:after="120"/>
+      </w:pPr>
+      <w:r>
+        <w:rPr>
+          <w:b/>
+          <w:bCs/>
+          <w:sz w:val="20"/>
+          <w:szCs w:val="20"/>
+        </w:rPr>
+        <w:t xml:space="preserve">Management quality (TVGP's "P"):</w:t>
+      </w:r>
+    </w:p>
+    <w:tbl>
+      <w:tblPr>
+        <w:tblW w:type="dxa" w:w="9000"/>
+        <w:tblBorders>
+          <w:top w:val="single" w:color="auto" w:sz="4"/>
+          <w:left w:val="single" w:color="auto" w:sz="4"/>
+          <w:bottom w:val="single" w:color="auto" w:sz="4"/>
+          <w:right w:val="single" w:color="auto" w:sz="4"/>
+          <w:insideH w:val="single" w:color="auto" w:sz="4"/>
+          <w:insideV w:val="single" w:color="auto" w:sz="4"/>
+        </w:tblBorders>
+      </w:tblPr>
+      <w:tblGrid>
+        <w:gridCol w:w="3200"/>
+        <w:gridCol w:w="5800"/>
+      </w:tblGrid>
+      <w:tr>
+        <w:tc>
+          <w:tcPr>
+            <w:tcW w:type="dxa" w:w="3200"/>
+            <w:shd w:fill="F2F2F2" w:val="clear"/>
+          </w:tcPr>
+          <w:p>
+            <w:r>
+              <w:rPr>
+                <w:b/>
+                <w:bCs/>
+              </w:rPr>
+              <w:t xml:space="preserve">Assessment</w:t>
+            </w:r>
+          </w:p>
+        </w:tc>
+        <w:tc>
+          <w:tcPr>
+            <w:tcW w:type="dxa" w:w="5800"/>
+          </w:tcPr>
+          <w:p>
+            <w:r>
+              <w:t xml:space="preserve">concern</w:t>
+            </w:r>
+          </w:p>
+        </w:tc>
+      </w:tr>
+      <w:tr>
+        <w:tc>
+          <w:tcPr>
+            <w:tcW w:type="dxa" w:w="3200"/>
+            <w:shd w:fill="F2F2F2" w:val="clear"/>
+          </w:tcPr>
+          <w:p>
+            <w:r>
+              <w:rPr>
+                <w:b/>
+                <w:bCs/>
+              </w:rPr>
+              <w:t xml:space="preserve">Capital allocation</w:t>
+            </w:r>
+          </w:p>
+        </w:tc>
+        <w:tc>
+          <w:tcPr>
+            <w:tcW w:type="dxa" w:w="5800"/>
+          </w:tcPr>
+          <w:p>
+            <w:r>
+              <w:t xml:space="preserve">Reinvests operating cash plus IPO/QIP proceeds into boutiques and inventory at ~12-13% ROCE (below cost of capital); raised a Rs 175 Cr QIP in Nov 2024 before fully deploying IPO money; acquired Favre Leuba via Silvercity Brands (loss-making, related-party structure questioned by minority holders) (neutral)</w:t>
+            </w:r>
+          </w:p>
+        </w:tc>
+      </w:tr>
+      <w:tr>
+        <w:tc>
+          <w:tcPr>
+            <w:tcW w:type="dxa" w:w="3200"/>
+            <w:shd w:fill="F2F2F2" w:val="clear"/>
+          </w:tcPr>
+          <w:p>
+            <w:r>
+              <w:rPr>
+                <w:b/>
+                <w:bCs/>
+              </w:rPr>
+              <w:t xml:space="preserve">Related-party trend</w:t>
+            </w:r>
+          </w:p>
+        </w:tc>
+        <w:tc>
+          <w:tcPr>
+            <w:tcW w:type="dxa" w:w="5800"/>
+          </w:tcPr>
+          <w:p>
+            <w:r>
+              <w:t xml:space="preserve">rising</w:t>
+            </w:r>
+          </w:p>
+        </w:tc>
+      </w:tr>
+      <w:tr>
+        <w:tc>
+          <w:tcPr>
+            <w:tcW w:type="dxa" w:w="3200"/>
+            <w:shd w:fill="F2F2F2" w:val="clear"/>
+          </w:tcPr>
+          <w:p>
+            <w:r>
+              <w:rPr>
+                <w:b/>
+                <w:bCs/>
+              </w:rPr>
+              <w:t xml:space="preserve">Guidance credibility</w:t>
+            </w:r>
+          </w:p>
+        </w:tc>
+        <w:tc>
+          <w:tcPr>
+            <w:tcW w:type="dxa" w:w="5800"/>
+          </w:tcPr>
+          <w:p>
+            <w:r>
+              <w:t xml:space="preserve">mixed</w:t>
+            </w:r>
+          </w:p>
+        </w:tc>
+      </w:tr>
+      <w:tr>
+        <w:tc>
+          <w:tcPr>
+            <w:tcW w:type="dxa" w:w="3200"/>
+            <w:shd w:fill="F2F2F2" w:val="clear"/>
+          </w:tcPr>
+          <w:p>
+            <w:r>
+              <w:rPr>
+                <w:b/>
+                <w:bCs/>
+              </w:rPr>
+              <w:t xml:space="preserve">Shareholder returns</w:t>
+            </w:r>
+          </w:p>
+        </w:tc>
+        <w:tc>
+          <w:tcPr>
+            <w:tcW w:type="dxa" w:w="5800"/>
+          </w:tcPr>
+          <w:p>
+            <w:r>
+              <w:t xml:space="preserve">none</w:t>
+            </w:r>
+          </w:p>
+        </w:tc>
+      </w:tr>
+      <w:tr>
+        <w:tc>
+          <w:tcPr>
+            <w:tcW w:type="dxa" w:w="3200"/>
+            <w:shd w:fill="F2F2F2" w:val="clear"/>
+          </w:tcPr>
+          <w:p>
+            <w:r>
+              <w:rPr>
+                <w:b/>
+                <w:bCs/>
+              </w:rPr>
+              <w:t xml:space="preserve">Capability ladder / VAP</w:t>
+            </w:r>
+          </w:p>
+        </w:tc>
+        <w:tc>
+          <w:tcPr>
+            <w:tcW w:type="dxa" w:w="5800"/>
+          </w:tcPr>
+          <w:p>
+            <w:r>
+              <w:t xml:space="preserve">Moving mix up the value curve into luxury/high-luxury (71% of sales) and into own/private brands via Silvercity/Favre Leuba, but the latter is loss-making and governance-questioned</w:t>
+            </w:r>
+          </w:p>
+        </w:tc>
+      </w:tr>
+    </w:tbl>
+    <w:p>
+      <w:pPr>
+        <w:spacing w:after="120"/>
+      </w:pPr>
+      <w:r>
+        <w:rPr>
+          <w:b/>
+          <w:bCs/>
+          <w:sz w:val="20"/>
+          <w:szCs w:val="20"/>
+        </w:rPr>
+        <w:t xml:space="preserve">Quality metrics (ROCE · debt · FCF · margin · capex):</w:t>
+      </w:r>
+    </w:p>
+    <w:tbl>
+      <w:tblPr>
+        <w:tblW w:type="dxa" w:w="9000"/>
+        <w:tblBorders>
+          <w:top w:val="single" w:color="auto" w:sz="4"/>
+          <w:left w:val="single" w:color="auto" w:sz="4"/>
+          <w:bottom w:val="single" w:color="auto" w:sz="4"/>
+          <w:right w:val="single" w:color="auto" w:sz="4"/>
+          <w:insideH w:val="single" w:color="auto" w:sz="4"/>
+          <w:insideV w:val="single" w:color="auto" w:sz="4"/>
+        </w:tblBorders>
+      </w:tblPr>
+      <w:tblGrid>
+        <w:gridCol w:w="3200"/>
+        <w:gridCol w:w="5800"/>
+      </w:tblGrid>
+      <w:tr>
+        <w:tc>
+          <w:tcPr>
+            <w:tcW w:type="dxa" w:w="3200"/>
+            <w:shd w:fill="F2F2F2" w:val="clear"/>
+          </w:tcPr>
+          <w:p>
+            <w:r>
+              <w:rPr>
+                <w:b/>
+                <w:bCs/>
+              </w:rPr>
+              <w:t xml:space="preserve">Assessment</w:t>
+            </w:r>
+          </w:p>
+        </w:tc>
+        <w:tc>
+          <w:tcPr>
+            <w:tcW w:type="dxa" w:w="5800"/>
+          </w:tcPr>
+          <w:p>
+            <w:r>
+              <w:t xml:space="preserve">concern</w:t>
+            </w:r>
+          </w:p>
+        </w:tc>
+      </w:tr>
+      <w:tr>
+        <w:tc>
+          <w:tcPr>
+            <w:tcW w:type="dxa" w:w="3200"/>
+            <w:shd w:fill="F2F2F2" w:val="clear"/>
+          </w:tcPr>
+          <w:p>
+            <w:r>
+              <w:rPr>
+                <w:b/>
+                <w:bCs/>
+              </w:rPr>
+              <w:t xml:space="preserve">ROCE</w:t>
+            </w:r>
+          </w:p>
+        </w:tc>
+        <w:tc>
+          <w:tcPr>
+            <w:tcW w:type="dxa" w:w="5800"/>
+          </w:tcPr>
+          <w:p>
+            <w:r>
+              <w:t xml:space="preserve">12.3% (improving)</w:t>
+            </w:r>
+          </w:p>
+        </w:tc>
+      </w:tr>
+      <w:tr>
+        <w:tc>
+          <w:tcPr>
+            <w:tcW w:type="dxa" w:w="3200"/>
+            <w:shd w:fill="F2F2F2" w:val="clear"/>
+          </w:tcPr>
+          <w:p>
+            <w:r>
+              <w:rPr>
+                <w:b/>
+                <w:bCs/>
+              </w:rPr>
+              <w:t xml:space="preserve">Leverage</w:t>
+            </w:r>
+          </w:p>
+        </w:tc>
+        <w:tc>
+          <w:tcPr>
+            <w:tcW w:type="dxa" w:w="5800"/>
+          </w:tcPr>
+          <w:p>
+            <w:r>
+              <w:t xml:space="preserve">Net debt/EBITDA -0.5x</w:t>
+            </w:r>
+          </w:p>
+        </w:tc>
+      </w:tr>
+      <w:tr>
+        <w:tc>
+          <w:tcPr>
+            <w:tcW w:type="dxa" w:w="3200"/>
+            <w:shd w:fill="F2F2F2" w:val="clear"/>
+          </w:tcPr>
+          <w:p>
+            <w:r>
+              <w:rPr>
+                <w:b/>
+                <w:bCs/>
+              </w:rPr>
+              <w:t xml:space="preserve">FCF conversion</w:t>
+            </w:r>
+          </w:p>
+        </w:tc>
+        <w:tc>
+          <w:tcPr>
+            <w:tcW w:type="dxa" w:w="5800"/>
+          </w:tcPr>
+          <w:p>
+            <w:r>
+              <w:t xml:space="preserve">-35%</w:t>
+            </w:r>
+          </w:p>
+        </w:tc>
+      </w:tr>
+      <w:tr>
+        <w:tc>
+          <w:tcPr>
+            <w:tcW w:type="dxa" w:w="3200"/>
+            <w:shd w:fill="F2F2F2" w:val="clear"/>
+          </w:tcPr>
+          <w:p>
+            <w:r>
+              <w:rPr>
+                <w:b/>
+                <w:bCs/>
+              </w:rPr>
+              <w:t xml:space="preserve">Margin trend</w:t>
+            </w:r>
+          </w:p>
+        </w:tc>
+        <w:tc>
+          <w:tcPr>
+            <w:tcW w:type="dxa" w:w="5800"/>
+          </w:tcPr>
+          <w:p>
+            <w:r>
+              <w:t xml:space="preserve">expanding</w:t>
+            </w:r>
+          </w:p>
+        </w:tc>
+      </w:tr>
+      <w:tr>
+        <w:tc>
+          <w:tcPr>
+            <w:tcW w:type="dxa" w:w="3200"/>
+            <w:shd w:fill="F2F2F2" w:val="clear"/>
+          </w:tcPr>
+          <w:p>
+            <w:r>
+              <w:rPr>
+                <w:b/>
+                <w:bCs/>
+              </w:rPr>
+              <w:t xml:space="preserve">Capex efficiency</w:t>
+            </w:r>
+          </w:p>
+        </w:tc>
+        <w:tc>
+          <w:tcPr>
+            <w:tcW w:type="dxa" w:w="5800"/>
+          </w:tcPr>
+          <w:p>
+            <w:r>
+              <w:t xml:space="preserve">neutral</w:t>
+            </w:r>
+          </w:p>
+        </w:tc>
+      </w:tr>
+    </w:tbl>
+    <w:p>
+      <w:pPr>
+        <w:spacing w:after="60" w:before="120"/>
+      </w:pPr>
+      <w:r>
+        <w:rPr>
+          <w:b/>
+          <w:bCs/>
+          <w:sz w:val="20"/>
+          <w:szCs w:val="20"/>
+        </w:rPr>
+        <w:t xml:space="preserve">Track record (Coffee Can persistence check): </w:t>
+      </w:r>
+      <w:r>
+        <w:rPr>
+          <w:sz w:val="20"/>
+          <w:szCs w:val="20"/>
+        </w:rPr>
+        <w:t xml:space="preserve">cleared revenue growth ≥10% AND ROCE ≥15% in 0 of the last 3 years (consistency_score 0)</w:t>
+      </w:r>
+    </w:p>
+    <w:p>
+      <w:pPr>
+        <w:spacing w:after="120"/>
+      </w:pPr>
+      <w:r>
+        <w:rPr>
+          <w:color w:val="666666"/>
+          <w:sz w:val="18"/>
+          <w:szCs w:val="18"/>
+        </w:rPr>
+        <w:t xml:space="preserve">FY24-FY26: revenue growth cleared &gt;=10% every year (FY26 +28.8%), but ROCE stayed ~12-14% and never reached 15% in any of the three years, so zero years passed the combined revenue-growth-AND-ROCE test. Not a young-company omission -- Ethos has a decade-plus operating history; the returns simply do not clear the bar.</w:t>
+      </w:r>
+    </w:p>
+    <w:p>
+      <w:pPr>
+        <w:pStyle w:val="Heading1"/>
+        <w:spacing w:after="120" w:before="280"/>
+      </w:pPr>
+      <w:r>
+        <w:t xml:space="preserve">Technical Read (Weekly / Monthly MACD + Bollinger Bands, or RSI/CCI/Williams %R proxy)</w:t>
+      </w:r>
+    </w:p>
+    <w:p>
+      <w:pPr>
+        <w:spacing w:after="120"/>
+      </w:pPr>
+      <w:r>
+        <w:t xml:space="preserve">Not pulled this pass.</w:t>
+      </w:r>
+    </w:p>
+    <w:p>
+      <w:pPr>
+        <w:pStyle w:val="Heading1"/>
+        <w:spacing w:after="120" w:before="280"/>
+      </w:pPr>
+      <w:r>
+        <w:t xml:space="preserve">ValuePickr Community Signal</w:t>
+      </w:r>
+    </w:p>
+    <w:p>
+      <w:pPr>
+        <w:spacing w:after="120"/>
+      </w:pPr>
+      <w:r>
+        <w:t xml:space="preserve">Read the most recent 40 posts (#165-209, spanning Jan 2025 to Jul 2026) of the 209-post KDDL/Ethos thread. Activity was sparse through 2026 (only 3 posts all year), suggesting the community's attention has thinned even as the stock keeps getting mentioned in trusted users' own portfolio threads.</w:t>
+      </w:r>
+    </w:p>
+    <w:p>
+      <w:pPr>
+        <w:spacing w:after="120"/>
+      </w:pPr>
+      <w:r>
+        <w:rPr>
+          <w:b/>
+          <w:bCs/>
+          <w:sz w:val="20"/>
+          <w:szCs w:val="20"/>
+        </w:rPr>
+        <w:t xml:space="preserve">High-conviction call from a top contributor: </w:t>
+      </w:r>
+      <w:r>
+        <w:rPr>
+          <w:sz w:val="20"/>
+          <w:szCs w:val="20"/>
+        </w:rPr>
+        <w:t xml:space="preserve">Zaki_Ahmad (Oct 2025) confirmed the FTA import-duty step-down (22% now, falling to zero over 7 years) as an ongoing structural margin gain, resolving an earlier GST-hike scare (rp6, Aug 2025) that never materialized. Samarth_Nagpal (Jan 2026) flagged reduced concall frequency (moved to half-yearly, then skipped a quarter) as an indifference-to-minority-shareholders signal. Marathondreams (trusted, elevated-tier) exited after holding 1.5 years, stating explicitly: 'Promoters have habit of talking big numbers but these are not backed by results... Silvercity/Favre Leuba fiasco is well discussed on this forum, where it seems management is playing games with minority investors.' Arjun_Gupta1 (Jul 2026, sole holding) countered with a structural-moat bull case: India's single-brand retail FDI rules bar Swiss majors (Rolex etc.) from opening D2C stores, leaving Ethos as the largest Indian-owned competitor with a decade-long runway before that changes.</w:t>
+      </w:r>
+    </w:p>
+    <w:p>
+      <w:pPr>
+        <w:pStyle w:val="Heading1"/>
+        <w:spacing w:after="120" w:before="280"/>
+      </w:pPr>
+      <w:r>
+        <w:t xml:space="preserve">Trusted-User Signals (Ongoing)</w:t>
+      </w:r>
+    </w:p>
+    <w:p>
+      <w:pPr>
+        <w:spacing w:after="120"/>
+      </w:pPr>
+      <w:r>
+        <w:rPr>
+          <w:i/>
+          <w:iCs/>
+          <w:color w:val="666666"/>
+          <w:sz w:val="18"/>
+          <w:szCs w:val="18"/>
+        </w:rPr>
+        <w:t xml:space="preserve">Every time a trusted user expresses clear conviction on this stock, most recent first — this section accumulates over time, it isn't a one-time snapshot.</w:t>
+      </w:r>
+    </w:p>
+    <w:p>
+      <w:pPr>
+        <w:spacing w:after="100"/>
+      </w:pPr>
+      <w:r>
+        <w:rPr>
+          <w:b/>
+          <w:bCs/>
+          <w:sz w:val="20"/>
+          <w:szCs w:val="20"/>
+        </w:rPr>
+        <w:t xml:space="preserve">2026-01-06 — Marathondreams (trusted, elevated-tier)</w:t>
+      </w:r>
+      <w:r>
+        <w:rPr>
+          <w:i/>
+          <w:iCs/>
+          <w:color w:val="666666"/>
+          <w:sz w:val="18"/>
+          <w:szCs w:val="18"/>
+        </w:rPr>
+        <w:t xml:space="preserve"> (KDDL / Ethos Watches company thread)</w:t>
+      </w:r>
+      <w:r>
+        <w:rPr>
+          <w:sz w:val="20"/>
+          <w:szCs w:val="20"/>
+        </w:rPr>
+        <w:br/>
+        <w:t xml:space="preserve">: Exited after holding 1.5 years, citing promoter credibility issues around a 'Silvercity/Favre Leuba fiasco' and reduced concall transparency -- directly at odds with joinjp2003's bullish mention.</w:t>
+      </w:r>
+    </w:p>
+    <w:p>
+      <w:pPr>
+        <w:spacing w:after="100"/>
+      </w:pPr>
+      <w:r>
+        <w:rPr>
+          <w:b/>
+          <w:bCs/>
+          <w:sz w:val="20"/>
+          <w:szCs w:val="20"/>
+        </w:rPr>
+        <w:t xml:space="preserve">dated language, posts #254 and #274 — joinjp2003 (trusted, elevated-tier)</w:t>
+      </w:r>
+      <w:r>
+        <w:rPr>
+          <w:i/>
+          <w:iCs/>
+          <w:color w:val="666666"/>
+          <w:sz w:val="18"/>
+          <w:szCs w:val="18"/>
+        </w:rPr>
         <w:t xml:space="preserve"> (My portfolio updates and investment journey)</w:t>
       </w:r>
       <w:r>
@@ -383,7 +2601,7 @@
         <w:spacing w:after="120"/>
       </w:pPr>
       <w:r>
-        <w:t xml:space="preserve">Not checked this pass.</w:t>
+        <w:t xml:space="preserve">FY26 annual report web-link published 20 Aug 2026; 19th AGM 15 Sep 2026. Silvercity Brands AG (Ethos subsidiary) acquired 100% of Favre Leuba GmbH; Silvercity posted losses of ~Rs 1.5 Cr in Q4 FY26 and ~Rs 4.3 Cr for FY26. Nov-2024 QIP raised Rs 175 Cr despite IPO proceeds (Rs 375 Cr) not fully deployed. No 2026 fund-raise announced.</w:t>
       </w:r>
     </w:p>
     <w:p>
@@ -405,46 +2623,46 @@
         <w:spacing w:after="60"/>
       </w:pPr>
       <w:r>
-        <w:t xml:space="preserve">Real, confirmed structural catalyst: FTA-driven Swiss watch import duty falling from 22% to zero over 7 years, a genuine multi-year margin tailwind</w:t>
-      </w:r>
-    </w:p>
-    <w:p>
-      <w:pPr>
-        <w:pStyle w:val="ListParagraph"/>
-        <w:numPr>
-          <w:ilvl w:val="0"/>
-          <w:numId w:val="1"/>
-        </w:numPr>
-        <w:spacing w:after="60"/>
-      </w:pPr>
-      <w:r>
-        <w:t xml:space="preserve">Debt-free balance sheet with continued store expansion (88+ stores)</w:t>
-      </w:r>
-    </w:p>
-    <w:p>
-      <w:pPr>
-        <w:pStyle w:val="ListParagraph"/>
-        <w:numPr>
-          <w:ilvl w:val="0"/>
-          <w:numId w:val="1"/>
-        </w:numPr>
-        <w:spacing w:after="60"/>
-      </w:pPr>
-      <w:r>
-        <w:t xml:space="preserve">Regulatory moat: India's single-brand retail FDI rules block Swiss manufacturers from D2C for the foreseeable future, leaving Ethos as the largest Indian consolidator</w:t>
-      </w:r>
-    </w:p>
-    <w:p>
-      <w:pPr>
-        <w:pStyle w:val="ListParagraph"/>
-        <w:numPr>
-          <w:ilvl w:val="0"/>
-          <w:numId w:val="1"/>
-        </w:numPr>
-        <w:spacing w:after="60"/>
-      </w:pPr>
-      <w:r>
-        <w:t xml:space="preserve">joinjp2003 (trusted, elevated) named it a top concentrated holding with a specific FTA/INR-CHF thesis</w:t>
+        <w:t xml:space="preserve">Real, confirmed structural catalyst: FTA-driven Swiss watch import duty falling from 22% toward zero over 7 years, a genuine multi-year gross-margin tailwind</w:t>
+      </w:r>
+    </w:p>
+    <w:p>
+      <w:pPr>
+        <w:pStyle w:val="ListParagraph"/>
+        <w:numPr>
+          <w:ilvl w:val="0"/>
+          <w:numId w:val="1"/>
+        </w:numPr>
+        <w:spacing w:after="60"/>
+      </w:pPr>
+      <w:r>
+        <w:t xml:space="preserve">Q1 FY27 delivered the operating leverage the thesis needs: revenue +33%, EBITDA margin up ~90 bps to 15.7%, PAT +48%, ASP +6%</w:t>
+      </w:r>
+    </w:p>
+    <w:p>
+      <w:pPr>
+        <w:pStyle w:val="ListParagraph"/>
+        <w:numPr>
+          <w:ilvl w:val="0"/>
+          <w:numId w:val="1"/>
+        </w:numPr>
+        <w:spacing w:after="60"/>
+      </w:pPr>
+      <w:r>
+        <w:t xml:space="preserve">Regulatory moat: India's single-brand retail FDI rules block Swiss manufacturers from D2C for the foreseeable future, leaving Ethos as the largest Indian consolidator, plus scale in brand-agency relationships and bonded inventory</w:t>
+      </w:r>
+    </w:p>
+    <w:p>
+      <w:pPr>
+        <w:pStyle w:val="ListParagraph"/>
+        <w:numPr>
+          <w:ilvl w:val="0"/>
+          <w:numId w:val="1"/>
+        </w:numPr>
+        <w:spacing w:after="60"/>
+      </w:pPr>
+      <w:r>
+        <w:t xml:space="preserve">Debt-free; boutique network expanding into new tier-2 markets (Agra, Faridabad, Amritsar, Visakhapatnam in Q1 FY27); joinjp2003 (trusted, elevated) named it a top concentrated holding</w:t>
       </w:r>
     </w:p>
     <w:p>
@@ -466,46 +2684,46 @@
         <w:spacing w:after="60"/>
       </w:pPr>
       <w:r>
-        <w:t xml:space="preserve">Weak returns (ROE under 10%, 3yr average weaker) despite a decade of scale -- quality gate is a genuine concern, not just a temporary dip</w:t>
-      </w:r>
-    </w:p>
-    <w:p>
-      <w:pPr>
-        <w:pStyle w:val="ListParagraph"/>
-        <w:numPr>
-          <w:ilvl w:val="0"/>
-          <w:numId w:val="1"/>
-        </w:numPr>
-        <w:spacing w:after="60"/>
-      </w:pPr>
-      <w:r>
-        <w:t xml:space="preserve">A trusted investor (Marathondreams) exited after 1.5 years explicitly citing promoter credibility problems and an unresolved 'Silvercity/Favre Leuba fiasco'</w:t>
-      </w:r>
-    </w:p>
-    <w:p>
-      <w:pPr>
-        <w:pStyle w:val="ListParagraph"/>
-        <w:numPr>
-          <w:ilvl w:val="0"/>
-          <w:numId w:val="1"/>
-        </w:numPr>
-        <w:spacing w:after="60"/>
-      </w:pPr>
-      <w:r>
-        <w:t xml:space="preserve">Reduced concall cadence and 'tepid', largely carry-forward store expansion flagged independently by another engaged poster</w:t>
-      </w:r>
-    </w:p>
-    <w:p>
-      <w:pPr>
-        <w:pStyle w:val="ListParagraph"/>
-        <w:numPr>
-          <w:ilvl w:val="0"/>
-          <w:numId w:val="1"/>
-        </w:numPr>
-        <w:spacing w:after="60"/>
-      </w:pPr>
-      <w:r>
-        <w:t xml:space="preserve">Trusted-thread source (joinjp2003) is informational only -- floor not active, so conviction rests purely on the mixed picture above</w:t>
+        <w:t xml:space="preserve">Returns still fail the quality bar: ROE &lt;10%, ROCE ~12-13% after a decade of scale; FY27E ROCE only ~13.6%</w:t>
+      </w:r>
+    </w:p>
+    <w:p>
+      <w:pPr>
+        <w:pStyle w:val="ListParagraph"/>
+        <w:numPr>
+          <w:ilvl w:val="0"/>
+          <w:numId w:val="1"/>
+        </w:numPr>
+        <w:spacing w:after="60"/>
+      </w:pPr>
+      <w:r>
+        <w:t xml:space="preserve">Structurally negative FCF -- luxury-watch inventory absorbs working capital every growth year (FY25 OCF -Rs 20 Cr; FY26 FCF down ~Rs 91 Cr); growth is cash-consumptive</w:t>
+      </w:r>
+    </w:p>
+    <w:p>
+      <w:pPr>
+        <w:pStyle w:val="ListParagraph"/>
+        <w:numPr>
+          <w:ilvl w:val="0"/>
+          <w:numId w:val="1"/>
+        </w:numPr>
+        <w:spacing w:after="60"/>
+      </w:pPr>
+      <w:r>
+        <w:t xml:space="preserve">A trusted investor (Marathondreams) exited after 1.5 years explicitly citing promoter credibility and an unresolved 'Silvercity/Favre Leuba fiasco'; concall cadence cut to half-yearly then skipped -- concrete transparency concerns, no formal red flag</w:t>
+      </w:r>
+    </w:p>
+    <w:p>
+      <w:pPr>
+        <w:pStyle w:val="ListParagraph"/>
+        <w:numPr>
+          <w:ilvl w:val="0"/>
+          <w:numId w:val="1"/>
+        </w:numPr>
+        <w:spacing w:after="60"/>
+      </w:pPr>
+      <w:r>
+        <w:t xml:space="preserve">~40x FY27E P/E and ~5x book already price the FTA + premiumisation story; management's own guidance is ~25% revenue CAGR (a ~9x decade, not a 10x in 2-3 years)</w:t>
       </w:r>
     </w:p>
     <w:p>
@@ -526,7 +2744,7 @@
           <w:b/>
           <w:bCs/>
         </w:rPr>
-        <w:t xml:space="preserve">Mid-cap (~Rs 7,601 Cr)</w:t>
+        <w:t xml:space="preserve">Mid-cap (~Rs 7,520 Cr)</w:t>
       </w:r>
     </w:p>
     <w:p>
@@ -549,7 +2767,35 @@
           <w:sz w:val="24"/>
           <w:szCs w:val="24"/>
         </w:rPr>
-        <w:t xml:space="preserve">10x-in-2-3-years</w:t>
+        <w:t xml:space="preserve">neither</w:t>
+      </w:r>
+    </w:p>
+    <w:p>
+      <w:pPr>
+        <w:spacing w:after="120"/>
+      </w:pPr>
+      <w:r>
+        <w:rPr>
+          <w:color w:val="666666"/>
+          <w:sz w:val="20"/>
+          <w:szCs w:val="20"/>
+        </w:rPr>
+        <w:t xml:space="preserve">4-box gate — tailwind: yes · TAM: no · moat: yes · valuation: weak  (score 2.5 / 4)</w:t>
+      </w:r>
+    </w:p>
+    <w:p>
+      <w:pPr>
+        <w:spacing w:after="120"/>
+      </w:pPr>
+      <w:r>
+        <w:rPr>
+          <w:i/>
+          <w:iCs/>
+          <w:color w:val="666666"/>
+          <w:sz w:val="20"/>
+          <w:szCs w:val="20"/>
+        </w:rPr>
+        <w:t xml:space="preserve">tailwind yes -- India-EFTA FTA steps Swiss-watch import duty 22%-&gt;0% over 7 yrs, plus Indian luxury premiumisation; tam no -- Indian luxury/premium watch retail TAM (~Rs 10-15k Cr retail sales) and management's own ~25% revenue CAGR guidance cannot support a 10x-in-2-3-years multiple off a Rs 7,500 Cr mcap; moat yes -- single-brand-retail FDI rules bar Swiss majors from D2C, plus brand-agency scale and bonded inventory, leaving Ethos the largest Indian consolidator; valuation weak -- ~40x FY27E P/E, ~5x book, sub-10% ROE, FTA story largely priced. Score 2.5 -&gt; thesis_fit 'neither' (no written exception clears: valuation not yes, growth strong but not un-ignorable at this multiple, not a large-cap named inflection).</w:t>
       </w:r>
     </w:p>
     <w:p>
@@ -572,46 +2818,46 @@
           <w:sz w:val="24"/>
           <w:szCs w:val="24"/>
         </w:rPr>
-        <w:t xml:space="preserve">A real regulatory tailwind and a defensible moat, undercut by weak returns and a trusted investor's own exit over promoter credibility</w:t>
-      </w:r>
-    </w:p>
-    <w:p>
-      <w:pPr>
-        <w:pStyle w:val="ListParagraph"/>
-        <w:numPr>
-          <w:ilvl w:val="0"/>
-          <w:numId w:val="1"/>
-        </w:numPr>
-        <w:spacing w:after="60"/>
-      </w:pPr>
-      <w:r>
-        <w:t xml:space="preserve">The FTA import-duty catalyst is real, confirmed, and structural -- not speculative -- which is enough to keep this out of a flat 'neither' filter despite weak trailing ROE</w:t>
-      </w:r>
-    </w:p>
-    <w:p>
-      <w:pPr>
-        <w:pStyle w:val="ListParagraph"/>
-        <w:numPr>
-          <w:ilvl w:val="0"/>
-          <w:numId w:val="1"/>
-        </w:numPr>
-        <w:spacing w:after="60"/>
-      </w:pPr>
-      <w:r>
-        <w:t xml:space="preserve">But two trusted-tier community members are in direct disagreement: one bullish on the position sizing, one who exited specifically citing promoter-credibility concerns -- this is a genuine, unresolved split, not a one-sided read</w:t>
-      </w:r>
-    </w:p>
-    <w:p>
-      <w:pPr>
-        <w:pStyle w:val="ListParagraph"/>
-        <w:numPr>
-          <w:ilvl w:val="0"/>
-          <w:numId w:val="1"/>
-        </w:numPr>
-        <w:spacing w:after="60"/>
-      </w:pPr>
-      <w:r>
-        <w:t xml:space="preserve">No formal red flag (no negative net worth, no SEBI action), but the governance/transparency concerns are concrete enough to keep conviction low until concall cadence and the cited 'fiasco' are better understood</w:t>
+        <w:t xml:space="preserve">A confirmed regulatory tailwind and a Q1 FY27 margin step-up, but sub-quality returns, cash-consumptive growth, a full multiple and a trusted investor's exit over promoter credibility keep this out of a 10x label</w:t>
+      </w:r>
+    </w:p>
+    <w:p>
+      <w:pPr>
+        <w:pStyle w:val="ListParagraph"/>
+        <w:numPr>
+          <w:ilvl w:val="0"/>
+          <w:numId w:val="1"/>
+        </w:numPr>
+        <w:spacing w:after="60"/>
+      </w:pPr>
+      <w:r>
+        <w:t xml:space="preserve">The FTA import-duty catalyst is real, confirmed and structural, and Q1 FY27 (rev +33%, EBITDA margin 15.7%, PAT +48%) shows the model can convert it into operating leverage -- enough to nudge conviction off the floor</w:t>
+      </w:r>
+    </w:p>
+    <w:p>
+      <w:pPr>
+        <w:pStyle w:val="ListParagraph"/>
+        <w:numPr>
+          <w:ilvl w:val="0"/>
+          <w:numId w:val="1"/>
+        </w:numPr>
+        <w:spacing w:after="60"/>
+      </w:pPr>
+      <w:r>
+        <w:t xml:space="preserve">But management's own guidance is ~25% revenue CAGR (a ~9x decade), the Indian luxury-watch retail TAM cannot support a 10x-in-2-3-years multiple off a Rs 7,500 Cr base, and at ~40x FY27E P/E with ~5x book the story is substantially priced -- so thesis_fit is 'neither' despite four_box = 2.5 (growth strong but not un-ignorable at this multiple and sub-10% ROE)</w:t>
+      </w:r>
+    </w:p>
+    <w:p>
+      <w:pPr>
+        <w:pStyle w:val="ListParagraph"/>
+        <w:numPr>
+          <w:ilvl w:val="0"/>
+          <w:numId w:val="1"/>
+        </w:numPr>
+        <w:spacing w:after="60"/>
+      </w:pPr>
+      <w:r>
+        <w:t xml:space="preserve">Returns remain below the quality bar (ROE &lt;10%, ROCE ~12-13%) and growth is cash-consumptive (negative FCF from inventory build); no formal red flag (no negative net worth, no SEBI action), but the promoter-credibility and concall-cadence concerns flagged by an exiting trusted investor are concrete enough to cap conviction at Low-Medium</w:t>
       </w:r>
     </w:p>
     <w:p>

--- a/projects/valuepickr-open-screen/docs/Ethos Ltd.docx
+++ b/projects/valuepickr-open-screen/docs/Ethos Ltd.docx
@@ -2876,6 +2876,171 @@
           <w:szCs w:val="18"/>
         </w:rPr>
         <w:t xml:space="preserve">This is independent research and analysis for informational purposes only, not personalized financial or investment advice. Past multi-bagger performance and forum/social sentiment are not indicators of future returns. Do your own due diligence before investing.</w:t>
+      </w:r>
+    </w:p>
+    <w:p/>
+    <w:p>
+      <w:r>
+        <w:rPr>
+          <w:b/>
+          <w:sz w:val="28"/>
+        </w:rPr>
+        <w:t>🔄 RESEARCH UPDATE - 2026-10-05</w:t>
+      </w:r>
+    </w:p>
+    <w:p>
+      <w:r>
+        <w:rPr>
+          <w:b/>
+        </w:rPr>
+        <w:t>📊 Key Metrics:</w:t>
+      </w:r>
+    </w:p>
+    <w:p>
+      <w:pPr>
+        <w:ind w:left="360"/>
+      </w:pPr>
+      <w:r>
+        <w:t xml:space="preserve">  • Company: Ethos Ltd</w:t>
+      </w:r>
+    </w:p>
+    <w:p>
+      <w:pPr>
+        <w:ind w:left="360"/>
+      </w:pPr>
+      <w:r>
+        <w:t xml:space="preserve">  • Conviction: Low-Medium</w:t>
+      </w:r>
+    </w:p>
+    <w:p>
+      <w:pPr>
+        <w:ind w:left="360"/>
+      </w:pPr>
+      <w:r>
+        <w:t xml:space="preserve">  • Thesis: neither</w:t>
+      </w:r>
+    </w:p>
+    <w:p>
+      <w:pPr>
+        <w:ind w:left="360"/>
+      </w:pPr>
+      <w:r>
+        <w:t xml:space="preserve">  • 4-Box Score: 2.5</w:t>
+      </w:r>
+    </w:p>
+    <w:p>
+      <w:pPr>
+        <w:ind w:left="360"/>
+      </w:pPr>
+      <w:r>
+        <w:t xml:space="preserve">  • Research Date: 2026-09-08</w:t>
+      </w:r>
+    </w:p>
+    <w:p>
+      <w:pPr>
+        <w:ind w:left="360"/>
+      </w:pPr>
+      <w:r>
+        <w:t xml:space="preserve">  • Red Flag: None</w:t>
+      </w:r>
+    </w:p>
+    <w:p/>
+    <w:p>
+      <w:r>
+        <w:rPr>
+          <w:b/>
+        </w:rPr>
+        <w:t>📝 Verdict:</w:t>
+      </w:r>
+    </w:p>
+    <w:p>
+      <w:pPr>
+        <w:ind w:left="360"/>
+      </w:pPr>
+      <w:r>
+        <w:t>A confirmed regulatory tailwind and a Q1 FY27 margin step-up, but sub-quality returns, cash-consumptive growth, a full multiple and a trusted investor's exit over promoter credibility keep this out of a 10x label</w:t>
+      </w:r>
+    </w:p>
+    <w:p/>
+    <w:p>
+      <w:r>
+        <w:rPr>
+          <w:b/>
+        </w:rPr>
+        <w:t>📈 Bull Case:</w:t>
+      </w:r>
+    </w:p>
+    <w:p>
+      <w:pPr>
+        <w:ind w:left="360"/>
+      </w:pPr>
+      <w:r>
+        <w:t>Real, confirmed structural catalyst: FTA-driven Swiss watch import duty falling from 22% toward zero over 7 years, a genuine multi-year gross-margin tailwind</w:t>
+      </w:r>
+    </w:p>
+    <w:p>
+      <w:pPr>
+        <w:ind w:left="360"/>
+      </w:pPr>
+      <w:r>
+        <w:t>Q1 FY27 delivered the operating leverage the thesis needs: revenue +33%, EBITDA margin up ~90 bps to 15.7%, PAT +48%, ASP +6%</w:t>
+      </w:r>
+    </w:p>
+    <w:p>
+      <w:pPr>
+        <w:ind w:left="360"/>
+      </w:pPr>
+      <w:r>
+        <w:t>Regulatory moat: India's single-brand retail FDI rules block Swiss manufacturers from D2C for the foreseeable future, leaving Ethos as the largest Indian consolidator, plus scale in brand-agency relationships and bonded inventory</w:t>
+      </w:r>
+    </w:p>
+    <w:p>
+      <w:pPr>
+        <w:ind w:left="360"/>
+      </w:pPr>
+      <w:r>
+        <w:t>Debt-free; boutique network expanding into new tier-2 markets (Agra, Faridabad, Amritsar, Visakhapatnam in Q1 FY27); joinjp2003 (trusted, elevated) named it a top concentrated holding</w:t>
+      </w:r>
+    </w:p>
+    <w:p/>
+    <w:p>
+      <w:r>
+        <w:rPr>
+          <w:b/>
+        </w:rPr>
+        <w:t>📉 Bear Case:</w:t>
+      </w:r>
+    </w:p>
+    <w:p>
+      <w:pPr>
+        <w:ind w:left="360"/>
+      </w:pPr>
+      <w:r>
+        <w:t>Returns still fail the quality bar: ROE &lt;10%, ROCE ~12-13% after a decade of scale; FY27E ROCE only ~13.6%</w:t>
+      </w:r>
+    </w:p>
+    <w:p>
+      <w:pPr>
+        <w:ind w:left="360"/>
+      </w:pPr>
+      <w:r>
+        <w:t>Structurally negative FCF -- luxury-watch inventory absorbs working capital every growth year (FY25 OCF -Rs 20 Cr; FY26 FCF down ~Rs 91 Cr); growth is cash-consumptive</w:t>
+      </w:r>
+    </w:p>
+    <w:p>
+      <w:pPr>
+        <w:ind w:left="360"/>
+      </w:pPr>
+      <w:r>
+        <w:t>A trusted investor (Marathondreams) exited after 1.5 years explicitly citing promoter credibility and an unresolved 'Silvercity/Favre Leuba fiasco'; concall cadence cut to half-yearly then skipped -- concrete transparency concerns, no formal red flag</w:t>
+      </w:r>
+    </w:p>
+    <w:p>
+      <w:pPr>
+        <w:ind w:left="360"/>
+      </w:pPr>
+      <w:r>
+        <w:t>~40x FY27E P/E and ~5x book already price the FTA + premiumisation story; management's own guidance is ~25% revenue CAGR (a ~9x decade, not a 10x in 2-3 years)</w:t>
       </w:r>
     </w:p>
     <w:sectPr>
